--- a/Introducción.docx
+++ b/Introducción.docx
@@ -84,7 +84,6 @@
         </w:rPr>
         <w:t xml:space="preserve"> se presentara </w:t>
       </w:r>
-      <w:proofErr w:type="gramStart"/>
       <w:r>
         <w:rPr>
           <w:b/>
@@ -103,9 +102,8 @@
           <w:sz w:val="20"/>
           <w:szCs w:val="20"/>
         </w:rPr>
-        <w:t xml:space="preserve"> dará</w:t>
-      </w:r>
-      <w:proofErr w:type="gramEnd"/>
+        <w:t>dará</w:t>
+      </w:r>
       <w:r>
         <w:rPr>
           <w:b/>
@@ -157,7 +155,6 @@
         </w:rPr>
         <w:t xml:space="preserve"> y dará paso a </w:t>
       </w:r>
-      <w:proofErr w:type="spellStart"/>
       <w:r>
         <w:rPr>
           <w:b/>
@@ -166,9 +163,28 @@
           <w:sz w:val="20"/>
           <w:szCs w:val="20"/>
         </w:rPr>
-        <w:t>noe</w:t>
-      </w:r>
-      <w:proofErr w:type="spellEnd"/>
+        <w:t>N</w:t>
+      </w:r>
+      <w:r>
+        <w:rPr>
+          <w:b/>
+          <w:bCs/>
+          <w:color w:val="7030A0"/>
+          <w:sz w:val="20"/>
+          <w:szCs w:val="20"/>
+        </w:rPr>
+        <w:t>oe</w:t>
+      </w:r>
+      <w:r>
+        <w:rPr>
+          <w:b/>
+          <w:bCs/>
+          <w:color w:val="7030A0"/>
+          <w:sz w:val="20"/>
+          <w:szCs w:val="20"/>
+        </w:rPr>
+        <w:t>lia</w:t>
+      </w:r>
       <w:r>
         <w:rPr>
           <w:b/>
@@ -258,61 +274,55 @@
           <w:szCs w:val="16"/>
         </w:rPr>
         <w:br/>
-        <w:t>Vamos a presentar un proyecto de e-</w:t>
-      </w:r>
-      <w:proofErr w:type="spellStart"/>
+        <w:t xml:space="preserve">Vamos a presentar un proyecto de e-commerce desarrollado en React que combina compra online y aprendizaje mediante inteligencia artificial vamos a empezar con </w:t>
+      </w:r>
       <w:r>
         <w:rPr>
           <w:color w:val="EE0000"/>
           <w:sz w:val="16"/>
           <w:szCs w:val="16"/>
         </w:rPr>
-        <w:t>commerce</w:t>
-      </w:r>
-      <w:proofErr w:type="spellEnd"/>
+        <w:t>la presentación</w:t>
+      </w:r>
       <w:r>
         <w:rPr>
           <w:color w:val="EE0000"/>
           <w:sz w:val="16"/>
           <w:szCs w:val="16"/>
         </w:rPr>
-        <w:t xml:space="preserve"> desarrollado en </w:t>
-      </w:r>
-      <w:proofErr w:type="spellStart"/>
+        <w:t xml:space="preserve"> del equipo se presenta </w:t>
+      </w:r>
       <w:r>
         <w:rPr>
           <w:color w:val="EE0000"/>
           <w:sz w:val="16"/>
           <w:szCs w:val="16"/>
         </w:rPr>
-        <w:t>React</w:t>
-      </w:r>
-      <w:proofErr w:type="spellEnd"/>
+        <w:t>David da</w:t>
+      </w:r>
       <w:r>
         <w:rPr>
           <w:color w:val="EE0000"/>
           <w:sz w:val="16"/>
           <w:szCs w:val="16"/>
         </w:rPr>
-        <w:t xml:space="preserve"> que combina compra online y aprendizaje mediante inteligencia artificial vamos a empezar con </w:t>
-      </w:r>
-      <w:proofErr w:type="spellStart"/>
+        <w:t xml:space="preserve"> paso </w:t>
+      </w:r>
       <w:r>
         <w:rPr>
           <w:color w:val="EE0000"/>
           <w:sz w:val="16"/>
           <w:szCs w:val="16"/>
         </w:rPr>
-        <w:t>lapresentacion</w:t>
-      </w:r>
-      <w:proofErr w:type="spellEnd"/>
+        <w:t>a</w:t>
+      </w:r>
       <w:r>
         <w:rPr>
           <w:color w:val="EE0000"/>
           <w:sz w:val="16"/>
           <w:szCs w:val="16"/>
         </w:rPr>
-        <w:t xml:space="preserve"> del equipo se presenta </w:t>
+        <w:t xml:space="preserve"> Iker, </w:t>
       </w:r>
       <w:r>
         <w:rPr>
@@ -320,7 +330,7 @@
           <w:sz w:val="16"/>
           <w:szCs w:val="16"/>
         </w:rPr>
-        <w:t>David da</w:t>
+        <w:t xml:space="preserve"> </w:t>
       </w:r>
       <w:r>
         <w:rPr>
@@ -328,62 +338,24 @@
           <w:sz w:val="16"/>
           <w:szCs w:val="16"/>
         </w:rPr>
-        <w:t xml:space="preserve"> paso </w:t>
-      </w:r>
-      <w:proofErr w:type="gramStart"/>
+        <w:t>Iv</w:t>
+      </w:r>
       <w:r>
         <w:rPr>
           <w:color w:val="EE0000"/>
           <w:sz w:val="16"/>
           <w:szCs w:val="16"/>
         </w:rPr>
-        <w:t>a  ,</w:t>
-      </w:r>
-      <w:proofErr w:type="gramEnd"/>
+        <w:t xml:space="preserve">an, </w:t>
+      </w:r>
       <w:r>
         <w:rPr>
           <w:color w:val="EE0000"/>
           <w:sz w:val="16"/>
           <w:szCs w:val="16"/>
         </w:rPr>
-        <w:t xml:space="preserve"> </w:t>
-      </w:r>
-      <w:proofErr w:type="gramStart"/>
-      <w:r>
-        <w:rPr>
-          <w:color w:val="EE0000"/>
-          <w:sz w:val="16"/>
-          <w:szCs w:val="16"/>
-        </w:rPr>
-        <w:t xml:space="preserve">Iker, </w:t>
-      </w:r>
-      <w:r>
-        <w:rPr>
-          <w:color w:val="EE0000"/>
-          <w:sz w:val="16"/>
-          <w:szCs w:val="16"/>
-        </w:rPr>
-        <w:t xml:space="preserve"> iban</w:t>
-      </w:r>
-      <w:proofErr w:type="gramEnd"/>
-      <w:r>
-        <w:rPr>
-          <w:color w:val="EE0000"/>
-          <w:sz w:val="16"/>
-          <w:szCs w:val="16"/>
-        </w:rPr>
-        <w:t xml:space="preserve">, </w:t>
-      </w:r>
-      <w:proofErr w:type="gramStart"/>
-      <w:r>
-        <w:rPr>
-          <w:color w:val="EE0000"/>
-          <w:sz w:val="16"/>
-          <w:szCs w:val="16"/>
-        </w:rPr>
         <w:t>Noelia .</w:t>
       </w:r>
-      <w:proofErr w:type="gramEnd"/>
     </w:p>
     <w:p>
       <w:pPr>
@@ -460,16 +432,14 @@
           <w:szCs w:val="20"/>
         </w:rPr>
       </w:pPr>
-      <w:proofErr w:type="spellStart"/>
-      <w:r>
-        <w:rPr>
-          <w:color w:val="EE0000"/>
-          <w:sz w:val="20"/>
-          <w:szCs w:val="20"/>
-        </w:rPr>
-        <w:t>Tecnologias</w:t>
-      </w:r>
-      <w:proofErr w:type="spellEnd"/>
+      <w:r>
+        <w:rPr>
+          <w:color w:val="EE0000"/>
+          <w:sz w:val="20"/>
+          <w:szCs w:val="20"/>
+        </w:rPr>
+        <w:t>Tecnologías</w:t>
+      </w:r>
       <w:r>
         <w:rPr>
           <w:color w:val="EE0000"/>
@@ -494,7 +464,7 @@
           <w:szCs w:val="20"/>
         </w:rPr>
         <w:pict w14:anchorId="7616F8F0">
-          <v:rect id="_x0000_i1108" style="width:0;height:1.5pt" o:hralign="center" o:hrstd="t" o:hr="t" fillcolor="#a0a0a0" stroked="f"/>
+          <v:rect id="_x0000_i1025" style="width:0;height:1.5pt" o:hralign="center" o:hrstd="t" o:hr="t" fillcolor="#a0a0a0" stroked="f"/>
         </w:pict>
       </w:r>
     </w:p>
@@ -555,25 +525,7 @@
           <w:sz w:val="20"/>
           <w:szCs w:val="20"/>
         </w:rPr>
-        <w:t xml:space="preserve"> que Los e-</w:t>
-      </w:r>
-      <w:proofErr w:type="spellStart"/>
-      <w:r>
-        <w:rPr>
-          <w:color w:val="EE0000"/>
-          <w:sz w:val="20"/>
-          <w:szCs w:val="20"/>
-        </w:rPr>
-        <w:t>commerce</w:t>
-      </w:r>
-      <w:proofErr w:type="spellEnd"/>
-      <w:r>
-        <w:rPr>
-          <w:color w:val="EE0000"/>
-          <w:sz w:val="20"/>
-          <w:szCs w:val="20"/>
-        </w:rPr>
-        <w:t xml:space="preserve"> tradicionales venden, pero no acompañan ni educan al usuario.</w:t>
+        <w:t xml:space="preserve"> que Los e-commerce tradicionales venden, pero no acompañan ni educan al usuario.</w:t>
       </w:r>
     </w:p>
     <w:p>
@@ -604,16 +556,14 @@
         </w:rPr>
         <w:t xml:space="preserve">para </w:t>
       </w:r>
-      <w:proofErr w:type="gramStart"/>
-      <w:r>
-        <w:rPr>
-          <w:color w:val="EE0000"/>
-          <w:sz w:val="20"/>
-          <w:szCs w:val="20"/>
-        </w:rPr>
-        <w:t>usuarios  que</w:t>
-      </w:r>
-      <w:proofErr w:type="gramEnd"/>
+      <w:r>
+        <w:rPr>
+          <w:color w:val="EE0000"/>
+          <w:sz w:val="20"/>
+          <w:szCs w:val="20"/>
+        </w:rPr>
+        <w:t>usuarios que</w:t>
+      </w:r>
       <w:r>
         <w:rPr>
           <w:color w:val="EE0000"/>
@@ -656,20 +606,8 @@
           <w:sz w:val="20"/>
           <w:szCs w:val="20"/>
         </w:rPr>
-        <w:t xml:space="preserve">versatilidad de </w:t>
-      </w:r>
-      <w:proofErr w:type="spellStart"/>
-      <w:r>
-        <w:rPr>
-          <w:b/>
-          <w:bCs/>
-          <w:color w:val="EE0000"/>
-          <w:sz w:val="20"/>
-          <w:szCs w:val="20"/>
-        </w:rPr>
-        <w:t>React</w:t>
-      </w:r>
-      <w:proofErr w:type="spellEnd"/>
+        <w:t>versatilidad de React</w:t>
+      </w:r>
       <w:r>
         <w:rPr>
           <w:color w:val="EE0000"/>
@@ -678,16 +616,14 @@
         </w:rPr>
         <w:t xml:space="preserve"> para crear una aplicación flexible, escalable y centrada en la experiencia de usuario.  doy paso </w:t>
       </w:r>
-      <w:proofErr w:type="gramStart"/>
-      <w:r>
-        <w:rPr>
-          <w:color w:val="EE0000"/>
-          <w:sz w:val="20"/>
-          <w:szCs w:val="20"/>
-        </w:rPr>
-        <w:t>a  mi</w:t>
-      </w:r>
-      <w:proofErr w:type="gramEnd"/>
+      <w:r>
+        <w:rPr>
+          <w:color w:val="EE0000"/>
+          <w:sz w:val="20"/>
+          <w:szCs w:val="20"/>
+        </w:rPr>
+        <w:t>a mi</w:t>
+      </w:r>
       <w:r>
         <w:rPr>
           <w:color w:val="EE0000"/>
@@ -731,7 +667,7 @@
           <w:szCs w:val="20"/>
         </w:rPr>
         <w:pict w14:anchorId="6A591442">
-          <v:rect id="_x0000_i1109" style="width:0;height:1.5pt" o:hralign="center" o:hrstd="t" o:hr="t" fillcolor="#a0a0a0" stroked="f"/>
+          <v:rect id="_x0000_i1026" style="width:0;height:1.5pt" o:hralign="center" o:hrstd="t" o:hr="t" fillcolor="#a0a0a0" stroked="f"/>
         </w:pict>
       </w:r>
     </w:p>
@@ -753,39 +689,17 @@
           <w:sz w:val="20"/>
           <w:szCs w:val="20"/>
         </w:rPr>
-        <w:t>(1-</w:t>
-      </w:r>
-      <w:proofErr w:type="gramStart"/>
-      <w:r>
-        <w:rPr>
-          <w:b/>
-          <w:bCs/>
-          <w:color w:val="EE0000"/>
-          <w:sz w:val="20"/>
-          <w:szCs w:val="20"/>
-        </w:rPr>
-        <w:t xml:space="preserve">ronda) </w:t>
-      </w:r>
-      <w:r>
-        <w:rPr>
-          <w:b/>
-          <w:bCs/>
-          <w:color w:val="EE0000"/>
-          <w:sz w:val="20"/>
-          <w:szCs w:val="20"/>
-        </w:rPr>
-        <w:t xml:space="preserve"> Funcionalidades</w:t>
-      </w:r>
-      <w:proofErr w:type="gramEnd"/>
-      <w:r>
-        <w:rPr>
-          <w:b/>
-          <w:bCs/>
-          <w:color w:val="EE0000"/>
-          <w:sz w:val="20"/>
-          <w:szCs w:val="20"/>
-        </w:rPr>
-        <w:t xml:space="preserve"> clave y valor añadido – 2 minutos (Iker)</w:t>
+        <w:t xml:space="preserve">(1-ronda) </w:t>
+      </w:r>
+      <w:r>
+        <w:rPr>
+          <w:b/>
+          <w:bCs/>
+          <w:color w:val="EE0000"/>
+          <w:sz w:val="20"/>
+          <w:szCs w:val="20"/>
+        </w:rPr>
+        <w:t xml:space="preserve"> Funcionalidades clave y valor añadido – 2 minutos (Iker)</w:t>
       </w:r>
     </w:p>
     <w:p>
@@ -970,27 +884,15 @@
         </w:rPr>
         <w:t xml:space="preserve">El </w:t>
       </w:r>
-      <w:proofErr w:type="spellStart"/>
-      <w:r>
-        <w:rPr>
-          <w:b/>
-          <w:bCs/>
-          <w:color w:val="EE0000"/>
-          <w:sz w:val="20"/>
-          <w:szCs w:val="20"/>
-        </w:rPr>
-        <w:t>chatbot</w:t>
-      </w:r>
-      <w:proofErr w:type="spellEnd"/>
-      <w:r>
-        <w:rPr>
-          <w:b/>
-          <w:bCs/>
-          <w:color w:val="EE0000"/>
-          <w:sz w:val="20"/>
-          <w:szCs w:val="20"/>
-        </w:rPr>
-        <w:t xml:space="preserve"> con inteligencia artificial</w:t>
+      <w:r>
+        <w:rPr>
+          <w:b/>
+          <w:bCs/>
+          <w:color w:val="EE0000"/>
+          <w:sz w:val="20"/>
+          <w:szCs w:val="20"/>
+        </w:rPr>
+        <w:t>chatbot con inteligencia artificial</w:t>
       </w:r>
       <w:r>
         <w:rPr>
@@ -1085,16 +987,14 @@
         </w:rPr>
         <w:t xml:space="preserve"> para garantizar una experiencia accesible a todos los usuarios DOY PASO A MI COMPAÑERO </w:t>
       </w:r>
-      <w:proofErr w:type="gramStart"/>
-      <w:r>
-        <w:rPr>
-          <w:color w:val="EE0000"/>
-          <w:sz w:val="20"/>
-          <w:szCs w:val="20"/>
-        </w:rPr>
-        <w:t>IVAN  QUE</w:t>
-      </w:r>
-      <w:proofErr w:type="gramEnd"/>
+      <w:r>
+        <w:rPr>
+          <w:color w:val="EE0000"/>
+          <w:sz w:val="20"/>
+          <w:szCs w:val="20"/>
+        </w:rPr>
+        <w:t>IVAN QUE</w:t>
+      </w:r>
       <w:r>
         <w:rPr>
           <w:color w:val="EE0000"/>
@@ -1135,39 +1035,17 @@
           <w:sz w:val="20"/>
           <w:szCs w:val="20"/>
         </w:rPr>
-        <w:t>(1-</w:t>
-      </w:r>
-      <w:proofErr w:type="gramStart"/>
-      <w:r>
-        <w:rPr>
-          <w:b/>
-          <w:bCs/>
-          <w:color w:val="EE0000"/>
-          <w:sz w:val="20"/>
-          <w:szCs w:val="20"/>
-        </w:rPr>
-        <w:t xml:space="preserve">ronda) </w:t>
-      </w:r>
-      <w:r>
-        <w:rPr>
-          <w:b/>
-          <w:bCs/>
-          <w:color w:val="EE0000"/>
-          <w:sz w:val="20"/>
-          <w:szCs w:val="20"/>
-        </w:rPr>
-        <w:t xml:space="preserve"> Estudios</w:t>
-      </w:r>
-      <w:proofErr w:type="gramEnd"/>
-      <w:r>
-        <w:rPr>
-          <w:b/>
-          <w:bCs/>
-          <w:color w:val="EE0000"/>
-          <w:sz w:val="20"/>
-          <w:szCs w:val="20"/>
-        </w:rPr>
-        <w:t xml:space="preserve"> de mercado – 2 minutos (Iván)</w:t>
+        <w:t xml:space="preserve">(1-ronda) </w:t>
+      </w:r>
+      <w:r>
+        <w:rPr>
+          <w:b/>
+          <w:bCs/>
+          <w:color w:val="EE0000"/>
+          <w:sz w:val="20"/>
+          <w:szCs w:val="20"/>
+        </w:rPr>
+        <w:t xml:space="preserve"> Estudios de mercado – 2 minutos (Iván)</w:t>
       </w:r>
     </w:p>
     <w:p>
@@ -1206,25 +1084,7 @@
           <w:sz w:val="20"/>
           <w:szCs w:val="20"/>
         </w:rPr>
-        <w:t xml:space="preserve">En el estudio de mercado analizamos referentes como Amazon y </w:t>
-      </w:r>
-      <w:proofErr w:type="spellStart"/>
-      <w:r>
-        <w:rPr>
-          <w:color w:val="EE0000"/>
-          <w:sz w:val="20"/>
-          <w:szCs w:val="20"/>
-        </w:rPr>
-        <w:t>MediaMarkt</w:t>
-      </w:r>
-      <w:proofErr w:type="spellEnd"/>
-      <w:r>
-        <w:rPr>
-          <w:color w:val="EE0000"/>
-          <w:sz w:val="20"/>
-          <w:szCs w:val="20"/>
-        </w:rPr>
-        <w:t>.</w:t>
+        <w:t>En el estudio de mercado analizamos referentes como Amazon y MediaMarkt.</w:t>
       </w:r>
       <w:r>
         <w:rPr>
@@ -1242,25 +1102,7 @@
           <w:szCs w:val="20"/>
         </w:rPr>
         <w:br/>
-        <w:t xml:space="preserve">A partir de esto, aplicamos un </w:t>
-      </w:r>
-      <w:proofErr w:type="spellStart"/>
-      <w:r>
-        <w:rPr>
-          <w:color w:val="EE0000"/>
-          <w:sz w:val="20"/>
-          <w:szCs w:val="20"/>
-        </w:rPr>
-        <w:t>scroll</w:t>
-      </w:r>
-      <w:proofErr w:type="spellEnd"/>
-      <w:r>
-        <w:rPr>
-          <w:color w:val="EE0000"/>
-          <w:sz w:val="20"/>
-          <w:szCs w:val="20"/>
-        </w:rPr>
-        <w:t xml:space="preserve"> de productos más vistos y recomendaciones por categoría.</w:t>
+        <w:t>A partir de esto, aplicamos un scroll de productos más vistos y recomendaciones por categoría.</w:t>
       </w:r>
       <w:r>
         <w:rPr>
@@ -1290,47 +1132,27 @@
           <w:sz w:val="20"/>
           <w:szCs w:val="20"/>
         </w:rPr>
-        <w:t xml:space="preserve">DOY PASO A MI COMPAÑERA NOELIA QUE ES LA ENCARGA DE </w:t>
-      </w:r>
-      <w:proofErr w:type="gramStart"/>
-      <w:r>
-        <w:rPr>
-          <w:color w:val="EE0000"/>
-          <w:sz w:val="20"/>
-          <w:szCs w:val="20"/>
-        </w:rPr>
-        <w:t>IA .</w:t>
-      </w:r>
-      <w:proofErr w:type="gramEnd"/>
-    </w:p>
-    <w:p>
-      <w:pPr>
-        <w:rPr>
-          <w:b/>
-          <w:bCs/>
-          <w:color w:val="EE0000"/>
-          <w:sz w:val="20"/>
-          <w:szCs w:val="20"/>
-        </w:rPr>
-      </w:pPr>
-      <w:r>
-        <w:rPr>
-          <w:color w:val="EE0000"/>
-          <w:sz w:val="20"/>
-          <w:szCs w:val="20"/>
-        </w:rPr>
-        <w:t>(1-</w:t>
-      </w:r>
-      <w:proofErr w:type="gramStart"/>
-      <w:r>
-        <w:rPr>
-          <w:color w:val="EE0000"/>
-          <w:sz w:val="20"/>
-          <w:szCs w:val="20"/>
-        </w:rPr>
-        <w:t>ronda )</w:t>
-      </w:r>
-      <w:proofErr w:type="gramEnd"/>
+        <w:t>DOY PASO A MI COMPAÑERA NOELIA QUE ES LA ENCARGA DE IA .</w:t>
+      </w:r>
+    </w:p>
+    <w:p>
+      <w:pPr>
+        <w:rPr>
+          <w:b/>
+          <w:bCs/>
+          <w:color w:val="EE0000"/>
+          <w:sz w:val="20"/>
+          <w:szCs w:val="20"/>
+        </w:rPr>
+      </w:pPr>
+      <w:r>
+        <w:rPr>
+          <w:color w:val="EE0000"/>
+          <w:sz w:val="20"/>
+          <w:szCs w:val="20"/>
+        </w:rPr>
+        <w:t>(1-ronda )</w:t>
+      </w:r>
       <w:r>
         <w:rPr>
           <w:b/>
@@ -1359,29 +1181,7 @@
           <w:sz w:val="20"/>
           <w:szCs w:val="20"/>
         </w:rPr>
-        <w:t xml:space="preserve">-2 </w:t>
-      </w:r>
-      <w:proofErr w:type="gramStart"/>
-      <w:r>
-        <w:rPr>
-          <w:b/>
-          <w:bCs/>
-          <w:color w:val="EE0000"/>
-          <w:sz w:val="20"/>
-          <w:szCs w:val="20"/>
-        </w:rPr>
-        <w:t>minutos(</w:t>
-      </w:r>
-      <w:proofErr w:type="gramEnd"/>
-      <w:r>
-        <w:rPr>
-          <w:b/>
-          <w:bCs/>
-          <w:color w:val="EE0000"/>
-          <w:sz w:val="20"/>
-          <w:szCs w:val="20"/>
-        </w:rPr>
-        <w:t>Noelia)</w:t>
+        <w:t>-2 minutos(Noelia)</w:t>
       </w:r>
     </w:p>
     <w:p>
@@ -1447,29 +1247,7 @@
           <w:szCs w:val="20"/>
         </w:rPr>
         <w:br/>
-        <w:t xml:space="preserve">• Se ha integrado un </w:t>
-      </w:r>
-      <w:proofErr w:type="spellStart"/>
-      <w:r>
-        <w:rPr>
-          <w:b/>
-          <w:bCs/>
-          <w:color w:val="EE0000"/>
-          <w:sz w:val="20"/>
-          <w:szCs w:val="20"/>
-        </w:rPr>
-        <w:t>chatbot</w:t>
-      </w:r>
-      <w:proofErr w:type="spellEnd"/>
-      <w:r>
-        <w:rPr>
-          <w:b/>
-          <w:bCs/>
-          <w:color w:val="EE0000"/>
-          <w:sz w:val="20"/>
-          <w:szCs w:val="20"/>
-        </w:rPr>
-        <w:t xml:space="preserve"> que actúa como asistente virtual.</w:t>
+        <w:t>• Se ha integrado un chatbot que actúa como asistente virtual.</w:t>
       </w:r>
       <w:r>
         <w:rPr>
@@ -1689,20 +1467,8 @@
           <w:sz w:val="20"/>
           <w:szCs w:val="20"/>
         </w:rPr>
-        <w:t xml:space="preserve"> Cesta y favoritos – 2 minutos (</w:t>
-      </w:r>
-      <w:proofErr w:type="gramStart"/>
-      <w:r>
-        <w:rPr>
-          <w:b/>
-          <w:bCs/>
-          <w:color w:val="002060"/>
-          <w:sz w:val="20"/>
-          <w:szCs w:val="20"/>
-        </w:rPr>
-        <w:t>David )</w:t>
-      </w:r>
-      <w:proofErr w:type="gramEnd"/>
+        <w:t xml:space="preserve"> Cesta y favoritos – 2 minutos (David )</w:t>
+      </w:r>
     </w:p>
     <w:p>
       <w:pPr>
@@ -1806,7 +1572,7 @@
           <w:szCs w:val="20"/>
         </w:rPr>
         <w:pict w14:anchorId="766B1897">
-          <v:rect id="_x0000_i1110" style="width:0;height:1.5pt" o:hralign="center" o:hrstd="t" o:hr="t" fillcolor="#a0a0a0" stroked="f"/>
+          <v:rect id="_x0000_i1027" style="width:0;height:1.5pt" o:hralign="center" o:hrstd="t" o:hr="t" fillcolor="#a0a0a0" stroked="f"/>
         </w:pict>
       </w:r>
     </w:p>
@@ -1825,7 +1591,7 @@
           <w:szCs w:val="20"/>
         </w:rPr>
         <w:pict w14:anchorId="059B5949">
-          <v:rect id="_x0000_i1111" style="width:0;height:1.5pt" o:hralign="center" o:hrstd="t" o:hr="t" fillcolor="#a0a0a0" stroked="f"/>
+          <v:rect id="_x0000_i1028" style="width:0;height:1.5pt" o:hralign="center" o:hrstd="t" o:hr="t" fillcolor="#a0a0a0" stroked="f"/>
         </w:pict>
       </w:r>
     </w:p>
@@ -1847,18 +1613,7 @@
           <w:sz w:val="20"/>
           <w:szCs w:val="20"/>
         </w:rPr>
-        <w:t>(2-</w:t>
-      </w:r>
-      <w:proofErr w:type="gramStart"/>
-      <w:r>
-        <w:rPr>
-          <w:b/>
-          <w:bCs/>
-          <w:color w:val="002060"/>
-          <w:sz w:val="20"/>
-          <w:szCs w:val="20"/>
-        </w:rPr>
-        <w:t>Ronda)</w:t>
+        <w:t>(2-Ronda)</w:t>
       </w:r>
       <w:r>
         <w:rPr>
@@ -1870,7 +1625,6 @@
         </w:rPr>
         <w:t>SESIONES</w:t>
       </w:r>
-      <w:proofErr w:type="gramEnd"/>
       <w:r>
         <w:rPr>
           <w:b/>
@@ -1881,7 +1635,6 @@
         </w:rPr>
         <w:t>– 2 minutos (</w:t>
       </w:r>
-      <w:proofErr w:type="gramStart"/>
       <w:r>
         <w:rPr>
           <w:b/>
@@ -1902,7 +1655,6 @@
         </w:rPr>
         <w:t xml:space="preserve"> )</w:t>
       </w:r>
-      <w:proofErr w:type="gramEnd"/>
     </w:p>
     <w:p>
       <w:pPr>
@@ -1945,29 +1697,7 @@
           <w:sz w:val="20"/>
           <w:szCs w:val="20"/>
         </w:rPr>
-        <w:t xml:space="preserve"> Control de acceso: hasta que el usuario no está </w:t>
-      </w:r>
-      <w:proofErr w:type="spellStart"/>
-      <w:r>
-        <w:rPr>
-          <w:b/>
-          <w:bCs/>
-          <w:color w:val="002060"/>
-          <w:sz w:val="20"/>
-          <w:szCs w:val="20"/>
-        </w:rPr>
-        <w:t>logueado</w:t>
-      </w:r>
-      <w:proofErr w:type="spellEnd"/>
-      <w:r>
-        <w:rPr>
-          <w:b/>
-          <w:bCs/>
-          <w:color w:val="002060"/>
-          <w:sz w:val="20"/>
-          <w:szCs w:val="20"/>
-        </w:rPr>
-        <w:t>, no puede acceder ni a la cesta de compra ni a los favoritos.</w:t>
+        <w:t xml:space="preserve"> Control de acceso: hasta que el usuario no está logueado, no puede acceder ni a la cesta de compra ni a los favoritos.</w:t>
       </w:r>
     </w:p>
     <w:p>
@@ -2020,94 +1750,28 @@
           <w:sz w:val="20"/>
           <w:szCs w:val="20"/>
         </w:rPr>
-        <w:t xml:space="preserve">Usuarios, autenticación y recuperación de contraseña gestionados con </w:t>
-      </w:r>
-      <w:proofErr w:type="spellStart"/>
-      <w:r>
-        <w:rPr>
-          <w:b/>
-          <w:bCs/>
-          <w:color w:val="002060"/>
-          <w:sz w:val="20"/>
-          <w:szCs w:val="20"/>
-        </w:rPr>
-        <w:t>Firebase</w:t>
-      </w:r>
-      <w:proofErr w:type="spellEnd"/>
-      <w:r>
-        <w:rPr>
-          <w:b/>
-          <w:bCs/>
-          <w:color w:val="002060"/>
-          <w:sz w:val="20"/>
-          <w:szCs w:val="20"/>
-        </w:rPr>
-        <w:t>.</w:t>
-      </w:r>
-    </w:p>
-    <w:p>
-      <w:pPr>
-        <w:rPr>
-          <w:b/>
-          <w:bCs/>
-          <w:color w:val="002060"/>
-          <w:sz w:val="20"/>
-          <w:szCs w:val="20"/>
-        </w:rPr>
-      </w:pPr>
-      <w:r>
-        <w:rPr>
-          <w:b/>
-          <w:bCs/>
-          <w:color w:val="002060"/>
-          <w:sz w:val="20"/>
-          <w:szCs w:val="20"/>
-        </w:rPr>
-        <w:t xml:space="preserve">Favoritos y </w:t>
-      </w:r>
-      <w:proofErr w:type="spellStart"/>
-      <w:r>
-        <w:rPr>
-          <w:b/>
-          <w:bCs/>
-          <w:color w:val="002060"/>
-          <w:sz w:val="20"/>
-          <w:szCs w:val="20"/>
-        </w:rPr>
-        <w:t>reviews</w:t>
-      </w:r>
-      <w:proofErr w:type="spellEnd"/>
-      <w:r>
-        <w:rPr>
-          <w:b/>
-          <w:bCs/>
-          <w:color w:val="002060"/>
-          <w:sz w:val="20"/>
-          <w:szCs w:val="20"/>
-        </w:rPr>
-        <w:t xml:space="preserve"> almacenados en </w:t>
-      </w:r>
-      <w:proofErr w:type="spellStart"/>
-      <w:r>
-        <w:rPr>
-          <w:b/>
-          <w:bCs/>
-          <w:color w:val="002060"/>
-          <w:sz w:val="20"/>
-          <w:szCs w:val="20"/>
-        </w:rPr>
-        <w:t>localStorage</w:t>
-      </w:r>
-      <w:proofErr w:type="spellEnd"/>
-      <w:r>
-        <w:rPr>
-          <w:b/>
-          <w:bCs/>
-          <w:color w:val="002060"/>
-          <w:sz w:val="20"/>
-          <w:szCs w:val="20"/>
-        </w:rPr>
-        <w:t xml:space="preserve"> una vez iniciada la sesión.</w:t>
+        <w:t>Usuarios, autenticación y recuperación de contraseña gestionados con Firebase.</w:t>
+      </w:r>
+    </w:p>
+    <w:p>
+      <w:pPr>
+        <w:rPr>
+          <w:b/>
+          <w:bCs/>
+          <w:color w:val="002060"/>
+          <w:sz w:val="20"/>
+          <w:szCs w:val="20"/>
+        </w:rPr>
+      </w:pPr>
+      <w:r>
+        <w:rPr>
+          <w:b/>
+          <w:bCs/>
+          <w:color w:val="002060"/>
+          <w:sz w:val="20"/>
+          <w:szCs w:val="20"/>
+        </w:rPr>
+        <w:t>Favoritos y reviews almacenados en localStorage una vez iniciada la sesión.</w:t>
       </w:r>
     </w:p>
     <w:p>
@@ -2223,19 +1887,26 @@
         </w:rPr>
         <w:t xml:space="preserve"> – 2 minutos (</w:t>
       </w:r>
-      <w:proofErr w:type="spellStart"/>
-      <w:proofErr w:type="gramStart"/>
-      <w:r>
-        <w:rPr>
-          <w:b/>
-          <w:bCs/>
-          <w:color w:val="002060"/>
-          <w:sz w:val="20"/>
-          <w:szCs w:val="20"/>
-        </w:rPr>
-        <w:t>ivan</w:t>
-      </w:r>
-      <w:proofErr w:type="spellEnd"/>
+      <w:r>
+        <w:rPr>
+          <w:b/>
+          <w:bCs/>
+          <w:color w:val="002060"/>
+          <w:sz w:val="20"/>
+          <w:szCs w:val="20"/>
+        </w:rPr>
+        <w:t>I</w:t>
+      </w:r>
+      <w:r>
+        <w:rPr>
+          <w:b/>
+          <w:bCs/>
+          <w:color w:val="002060"/>
+          <w:sz w:val="20"/>
+          <w:szCs w:val="20"/>
+        </w:rPr>
+        <w:t>van</w:t>
+      </w:r>
       <w:r>
         <w:rPr>
           <w:b/>
@@ -2246,7 +1917,6 @@
         </w:rPr>
         <w:t xml:space="preserve"> )</w:t>
       </w:r>
-      <w:proofErr w:type="gramEnd"/>
     </w:p>
     <w:p>
       <w:pPr>
@@ -2286,29 +1956,7 @@
           <w:szCs w:val="20"/>
         </w:rPr>
         <w:br/>
-        <w:t>Las tarjetas de aprendizaje añaden contenido educativo asociado a cada producto, diferenciando la plataforma frente a otros e-</w:t>
-      </w:r>
-      <w:proofErr w:type="spellStart"/>
-      <w:r>
-        <w:rPr>
-          <w:b/>
-          <w:bCs/>
-          <w:color w:val="002060"/>
-          <w:sz w:val="20"/>
-          <w:szCs w:val="20"/>
-        </w:rPr>
-        <w:t>commerce</w:t>
-      </w:r>
-      <w:proofErr w:type="spellEnd"/>
-      <w:r>
-        <w:rPr>
-          <w:b/>
-          <w:bCs/>
-          <w:color w:val="002060"/>
-          <w:sz w:val="20"/>
-          <w:szCs w:val="20"/>
-        </w:rPr>
-        <w:t>.</w:t>
+        <w:t>Las tarjetas de aprendizaje añaden contenido educativo asociado a cada producto, diferenciando la plataforma frente a otros e-commerce.</w:t>
       </w:r>
       <w:r>
         <w:rPr>
@@ -2339,7 +1987,7 @@
           <w:szCs w:val="20"/>
         </w:rPr>
         <w:pict w14:anchorId="33BD05E2">
-          <v:rect id="_x0000_i1112" style="width:0;height:1.5pt" o:hralign="center" o:hrstd="t" o:hr="t" fillcolor="#a0a0a0" stroked="f"/>
+          <v:rect id="_x0000_i1029" style="width:0;height:1.5pt" o:hralign="center" o:hrstd="t" o:hr="t" fillcolor="#a0a0a0" stroked="f"/>
         </w:pict>
       </w:r>
     </w:p>
@@ -2385,20 +2033,8 @@
           <w:sz w:val="20"/>
           <w:szCs w:val="20"/>
         </w:rPr>
-        <w:t>-</w:t>
-      </w:r>
-      <w:proofErr w:type="spellStart"/>
-      <w:r>
-        <w:rPr>
-          <w:b/>
-          <w:bCs/>
-          <w:color w:val="002060"/>
-          <w:sz w:val="20"/>
-          <w:szCs w:val="20"/>
-        </w:rPr>
-        <w:t>chatbot</w:t>
-      </w:r>
-      <w:proofErr w:type="spellEnd"/>
+        <w:t>-chatbot</w:t>
+      </w:r>
       <w:r>
         <w:rPr>
           <w:b/>
@@ -2427,20 +2063,8 @@
           <w:sz w:val="20"/>
           <w:szCs w:val="20"/>
         </w:rPr>
-        <w:t xml:space="preserve">recomendaciones de productos mediante inteligencia artificial y el funcionamiento del </w:t>
-      </w:r>
-      <w:proofErr w:type="spellStart"/>
-      <w:r>
-        <w:rPr>
-          <w:b/>
-          <w:bCs/>
-          <w:color w:val="002060"/>
-          <w:sz w:val="20"/>
-          <w:szCs w:val="20"/>
-        </w:rPr>
-        <w:t>chatbot</w:t>
-      </w:r>
-      <w:proofErr w:type="spellEnd"/>
+        <w:t>recomendaciones de productos mediante inteligencia artificial y el funcionamiento del chatbot</w:t>
+      </w:r>
       <w:r>
         <w:rPr>
           <w:color w:val="002060"/>
@@ -2474,25 +2098,7 @@
           <w:szCs w:val="20"/>
         </w:rPr>
         <w:br/>
-        <w:t xml:space="preserve">• El </w:t>
-      </w:r>
-      <w:proofErr w:type="spellStart"/>
-      <w:r>
-        <w:rPr>
-          <w:color w:val="002060"/>
-          <w:sz w:val="20"/>
-          <w:szCs w:val="20"/>
-        </w:rPr>
-        <w:t>chatbot</w:t>
-      </w:r>
-      <w:proofErr w:type="spellEnd"/>
-      <w:r>
-        <w:rPr>
-          <w:color w:val="002060"/>
-          <w:sz w:val="20"/>
-          <w:szCs w:val="20"/>
-        </w:rPr>
-        <w:t xml:space="preserve"> actúa como un asistente activo, resolviendo dudas en tiempo real y ofreciendo orientación durante todo el proceso de compra.</w:t>
+        <w:t>• El chatbot actúa como un asistente activo, resolviendo dudas en tiempo real y ofreciendo orientación durante todo el proceso de compra.</w:t>
       </w:r>
       <w:r>
         <w:rPr>
@@ -2501,25 +2107,7 @@
           <w:szCs w:val="20"/>
         </w:rPr>
         <w:br/>
-        <w:t>• El objetivo es acompañar al usuario de forma inteligente, mejorar la toma de decisiones y aumentar el valor del e-</w:t>
-      </w:r>
-      <w:proofErr w:type="spellStart"/>
-      <w:r>
-        <w:rPr>
-          <w:color w:val="002060"/>
-          <w:sz w:val="20"/>
-          <w:szCs w:val="20"/>
-        </w:rPr>
-        <w:t>commerce</w:t>
-      </w:r>
-      <w:proofErr w:type="spellEnd"/>
-      <w:r>
-        <w:rPr>
-          <w:color w:val="002060"/>
-          <w:sz w:val="20"/>
-          <w:szCs w:val="20"/>
-        </w:rPr>
-        <w:t>.</w:t>
+        <w:t>• El objetivo es acompañar al usuario de forma inteligente, mejorar la toma de decisiones y aumentar el valor del e-commerce.</w:t>
       </w:r>
     </w:p>
     <w:p>
@@ -2761,7 +2349,6 @@
         </w:rPr>
         <w:t xml:space="preserve">Control de acceso: asegurar que sin </w:t>
       </w:r>
-      <w:proofErr w:type="spellStart"/>
       <w:r>
         <w:rPr>
           <w:color w:val="002060"/>
@@ -2769,9 +2356,8 @@
           <w:szCs w:val="20"/>
           <w:highlight w:val="yellow"/>
         </w:rPr>
-        <w:t>login</w:t>
-      </w:r>
-      <w:proofErr w:type="spellEnd"/>
+        <w:t>Login</w:t>
+      </w:r>
       <w:r>
         <w:rPr>
           <w:color w:val="002060"/>
@@ -2802,47 +2388,7 @@
           <w:szCs w:val="20"/>
           <w:highlight w:val="yellow"/>
         </w:rPr>
-        <w:t xml:space="preserve">Coordinación entre </w:t>
-      </w:r>
-      <w:proofErr w:type="spellStart"/>
-      <w:r>
-        <w:rPr>
-          <w:color w:val="002060"/>
-          <w:sz w:val="20"/>
-          <w:szCs w:val="20"/>
-          <w:highlight w:val="yellow"/>
-        </w:rPr>
-        <w:t>Firebase</w:t>
-      </w:r>
-      <w:proofErr w:type="spellEnd"/>
-      <w:r>
-        <w:rPr>
-          <w:color w:val="002060"/>
-          <w:sz w:val="20"/>
-          <w:szCs w:val="20"/>
-          <w:highlight w:val="yellow"/>
-        </w:rPr>
-        <w:t xml:space="preserve"> y </w:t>
-      </w:r>
-      <w:proofErr w:type="spellStart"/>
-      <w:r>
-        <w:rPr>
-          <w:color w:val="002060"/>
-          <w:sz w:val="20"/>
-          <w:szCs w:val="20"/>
-          <w:highlight w:val="yellow"/>
-        </w:rPr>
-        <w:t>localStorage</w:t>
-      </w:r>
-      <w:proofErr w:type="spellEnd"/>
-      <w:r>
-        <w:rPr>
-          <w:color w:val="002060"/>
-          <w:sz w:val="20"/>
-          <w:szCs w:val="20"/>
-          <w:highlight w:val="yellow"/>
-        </w:rPr>
-        <w:t>.</w:t>
+        <w:t>Coordinación entre Firebase y localStorage.</w:t>
       </w:r>
     </w:p>
     <w:p>
@@ -3035,59 +2581,21 @@
         </w:rPr>
         <w:t xml:space="preserve">Errores en la comunicación entre </w:t>
       </w:r>
-      <w:proofErr w:type="spellStart"/>
       <w:r>
         <w:rPr>
           <w:sz w:val="20"/>
           <w:szCs w:val="20"/>
           <w:highlight w:val="yellow"/>
         </w:rPr>
-        <w:t>frontend</w:t>
-      </w:r>
-      <w:proofErr w:type="spellEnd"/>
+        <w:t>front-end</w:t>
+      </w:r>
       <w:r>
         <w:rPr>
           <w:sz w:val="20"/>
           <w:szCs w:val="20"/>
           <w:highlight w:val="yellow"/>
         </w:rPr>
-        <w:t xml:space="preserve"> y </w:t>
-      </w:r>
-      <w:proofErr w:type="spellStart"/>
-      <w:r>
-        <w:rPr>
-          <w:sz w:val="20"/>
-          <w:szCs w:val="20"/>
-          <w:highlight w:val="yellow"/>
-        </w:rPr>
-        <w:t>backend</w:t>
-      </w:r>
-      <w:proofErr w:type="spellEnd"/>
-      <w:r>
-        <w:rPr>
-          <w:sz w:val="20"/>
-          <w:szCs w:val="20"/>
-          <w:highlight w:val="yellow"/>
-        </w:rPr>
-        <w:t xml:space="preserve"> del </w:t>
-      </w:r>
-      <w:proofErr w:type="spellStart"/>
-      <w:r>
-        <w:rPr>
-          <w:sz w:val="20"/>
-          <w:szCs w:val="20"/>
-          <w:highlight w:val="yellow"/>
-        </w:rPr>
-        <w:t>chatbot</w:t>
-      </w:r>
-      <w:proofErr w:type="spellEnd"/>
-      <w:r>
-        <w:rPr>
-          <w:sz w:val="20"/>
-          <w:szCs w:val="20"/>
-          <w:highlight w:val="yellow"/>
-        </w:rPr>
-        <w:t>.</w:t>
+        <w:t xml:space="preserve"> y backend del chatbot.</w:t>
       </w:r>
     </w:p>
     <w:p>
@@ -6646,6 +6154,7 @@
   <w:style w:type="character" w:default="1" w:styleId="Fuentedeprrafopredeter">
     <w:name w:val="Default Paragraph Font"/>
     <w:uiPriority w:val="1"/>
+    <w:semiHidden/>
     <w:unhideWhenUsed/>
   </w:style>
   <w:style w:type="table" w:default="1" w:styleId="Tablanormal">

--- a/Introducción.docx
+++ b/Introducción.docx
@@ -2563,90 +2563,18 @@
     </w:p>
     <w:p>
       <w:pPr>
-        <w:numPr>
-          <w:ilvl w:val="0"/>
-          <w:numId w:val="19"/>
-        </w:numPr>
-        <w:rPr>
-          <w:sz w:val="20"/>
-          <w:szCs w:val="20"/>
-          <w:highlight w:val="yellow"/>
-        </w:rPr>
-      </w:pPr>
-      <w:r>
-        <w:rPr>
-          <w:sz w:val="20"/>
-          <w:szCs w:val="20"/>
-          <w:highlight w:val="yellow"/>
-        </w:rPr>
-        <w:t xml:space="preserve">Errores en la comunicación entre </w:t>
-      </w:r>
-      <w:r>
-        <w:rPr>
-          <w:sz w:val="20"/>
-          <w:szCs w:val="20"/>
-          <w:highlight w:val="yellow"/>
-        </w:rPr>
-        <w:t>front-end</w:t>
-      </w:r>
-      <w:r>
-        <w:rPr>
-          <w:sz w:val="20"/>
-          <w:szCs w:val="20"/>
-          <w:highlight w:val="yellow"/>
-        </w:rPr>
-        <w:t xml:space="preserve"> y backend del chatbot.</w:t>
-      </w:r>
-    </w:p>
-    <w:p>
-      <w:pPr>
-        <w:numPr>
-          <w:ilvl w:val="0"/>
-          <w:numId w:val="19"/>
-        </w:numPr>
-        <w:rPr>
-          <w:sz w:val="20"/>
-          <w:szCs w:val="20"/>
-          <w:highlight w:val="yellow"/>
-        </w:rPr>
-      </w:pPr>
-      <w:r>
-        <w:rPr>
-          <w:sz w:val="20"/>
-          <w:szCs w:val="20"/>
-          <w:highlight w:val="yellow"/>
-        </w:rPr>
-        <w:t>Manejo de asincronía y control de respuestas de la IA.</w:t>
-      </w:r>
-    </w:p>
-    <w:p>
-      <w:pPr>
-        <w:numPr>
-          <w:ilvl w:val="0"/>
-          <w:numId w:val="19"/>
-        </w:numPr>
-        <w:rPr>
-          <w:sz w:val="20"/>
-          <w:szCs w:val="20"/>
-          <w:highlight w:val="yellow"/>
-        </w:rPr>
-      </w:pPr>
-      <w:r>
-        <w:rPr>
-          <w:sz w:val="20"/>
-          <w:szCs w:val="20"/>
-          <w:highlight w:val="yellow"/>
-        </w:rPr>
-        <w:t>Ajustes en el sistema de recomendaciones.</w:t>
-      </w:r>
-    </w:p>
-    <w:p>
-      <w:pPr>
-        <w:rPr>
-          <w:sz w:val="20"/>
-          <w:szCs w:val="20"/>
-        </w:rPr>
-      </w:pPr>
+        <w:rPr>
+          <w:sz w:val="20"/>
+          <w:szCs w:val="20"/>
+        </w:rPr>
+      </w:pPr>
+      <w:r>
+        <w:rPr>
+          <w:sz w:val="20"/>
+          <w:szCs w:val="20"/>
+        </w:rPr>
+        <w:t>c</w:t>
+      </w:r>
     </w:p>
     <w:sectPr>
       <w:pgSz w:w="11906" w:h="16838"/>

--- a/Introducción.docx
+++ b/Introducción.docx
@@ -1406,38 +1406,64 @@
     </w:p>
     <w:p>
       <w:pPr>
-        <w:ind w:left="1416" w:firstLine="36"/>
-        <w:rPr>
-          <w:b/>
-          <w:bCs/>
-          <w:color w:val="EE0000"/>
-          <w:sz w:val="20"/>
-          <w:szCs w:val="20"/>
-        </w:rPr>
-      </w:pPr>
-    </w:p>
-    <w:p>
-      <w:pPr>
-        <w:rPr>
-          <w:b/>
-          <w:bCs/>
-          <w:color w:val="EE0000"/>
-          <w:sz w:val="20"/>
-          <w:szCs w:val="20"/>
-        </w:rPr>
-      </w:pPr>
-    </w:p>
-    <w:p>
-      <w:pPr>
-        <w:ind w:left="1416" w:firstLine="36"/>
-        <w:rPr>
-          <w:b/>
-          <w:bCs/>
-          <w:color w:val="EE0000"/>
-          <w:sz w:val="20"/>
-          <w:szCs w:val="20"/>
-        </w:rPr>
-      </w:pPr>
+        <w:rPr>
+          <w:b/>
+          <w:bCs/>
+          <w:color w:val="EE0000"/>
+          <w:sz w:val="20"/>
+          <w:szCs w:val="20"/>
+        </w:rPr>
+      </w:pPr>
+    </w:p>
+    <w:p>
+      <w:pPr>
+        <w:rPr>
+          <w:b/>
+          <w:bCs/>
+          <w:color w:val="EE0000"/>
+          <w:sz w:val="20"/>
+          <w:szCs w:val="20"/>
+        </w:rPr>
+      </w:pPr>
+    </w:p>
+    <w:p>
+      <w:pPr>
+        <w:rPr>
+          <w:color w:val="002060"/>
+          <w:sz w:val="20"/>
+          <w:szCs w:val="20"/>
+        </w:rPr>
+      </w:pPr>
+      <w:r>
+        <w:rPr>
+          <w:color w:val="002060"/>
+          <w:sz w:val="20"/>
+          <w:szCs w:val="20"/>
+        </w:rPr>
+        <w:lastRenderedPageBreak/>
+        <w:pict w14:anchorId="766B1897">
+          <v:rect id="_x0000_i1027" style="width:0;height:1.5pt" o:hralign="center" o:hrstd="t" o:hr="t" fillcolor="#a0a0a0" stroked="f"/>
+        </w:pict>
+      </w:r>
+    </w:p>
+    <w:p>
+      <w:pPr>
+        <w:rPr>
+          <w:color w:val="002060"/>
+          <w:sz w:val="20"/>
+          <w:szCs w:val="20"/>
+        </w:rPr>
+      </w:pPr>
+      <w:r>
+        <w:rPr>
+          <w:color w:val="002060"/>
+          <w:sz w:val="20"/>
+          <w:szCs w:val="20"/>
+        </w:rPr>
+        <w:pict w14:anchorId="059B5949">
+          <v:rect id="_x0000_i1028" style="width:0;height:1.5pt" o:hralign="center" o:hrstd="t" o:hr="t" fillcolor="#a0a0a0" stroked="f"/>
+        </w:pict>
+      </w:r>
     </w:p>
     <w:p>
       <w:pPr>
@@ -1467,7 +1493,603 @@
           <w:sz w:val="20"/>
           <w:szCs w:val="20"/>
         </w:rPr>
-        <w:t xml:space="preserve"> Cesta y favoritos – 2 minutos (David )</w:t>
+        <w:t xml:space="preserve"> </w:t>
+      </w:r>
+      <w:r>
+        <w:rPr>
+          <w:b/>
+          <w:bCs/>
+          <w:color w:val="002060"/>
+          <w:sz w:val="20"/>
+          <w:szCs w:val="20"/>
+        </w:rPr>
+        <w:t>SESIONES</w:t>
+      </w:r>
+      <w:r>
+        <w:rPr>
+          <w:b/>
+          <w:bCs/>
+          <w:color w:val="002060"/>
+          <w:sz w:val="20"/>
+          <w:szCs w:val="20"/>
+        </w:rPr>
+        <w:t>– 2 minutos (</w:t>
+      </w:r>
+      <w:r>
+        <w:rPr>
+          <w:b/>
+          <w:bCs/>
+          <w:color w:val="002060"/>
+          <w:sz w:val="20"/>
+          <w:szCs w:val="20"/>
+        </w:rPr>
+        <w:t>Iker</w:t>
+      </w:r>
+      <w:r>
+        <w:rPr>
+          <w:b/>
+          <w:bCs/>
+          <w:color w:val="002060"/>
+          <w:sz w:val="20"/>
+          <w:szCs w:val="20"/>
+        </w:rPr>
+        <w:t xml:space="preserve"> )</w:t>
+      </w:r>
+    </w:p>
+    <w:p>
+      <w:pPr>
+        <w:ind w:firstLine="708"/>
+        <w:rPr>
+          <w:b/>
+          <w:bCs/>
+          <w:color w:val="002060"/>
+          <w:sz w:val="20"/>
+          <w:szCs w:val="20"/>
+        </w:rPr>
+      </w:pPr>
+      <w:r>
+        <w:rPr>
+          <w:b/>
+          <w:bCs/>
+          <w:color w:val="002060"/>
+          <w:sz w:val="20"/>
+          <w:szCs w:val="20"/>
+        </w:rPr>
+        <w:t xml:space="preserve"> Gestión de sesión: el usuario mantiene su estado durante toda la navegación.</w:t>
+      </w:r>
+    </w:p>
+    <w:p>
+      <w:pPr>
+        <w:ind w:left="708"/>
+        <w:rPr>
+          <w:b/>
+          <w:bCs/>
+          <w:color w:val="002060"/>
+          <w:sz w:val="20"/>
+          <w:szCs w:val="20"/>
+        </w:rPr>
+      </w:pPr>
+      <w:r>
+        <w:rPr>
+          <w:b/>
+          <w:bCs/>
+          <w:color w:val="002060"/>
+          <w:sz w:val="20"/>
+          <w:szCs w:val="20"/>
+        </w:rPr>
+        <w:t xml:space="preserve"> Control de acceso: hasta que el usuario no está logueado, no puede acceder ni a la cesta de compra ni a los favoritos.</w:t>
+      </w:r>
+    </w:p>
+    <w:p>
+      <w:pPr>
+        <w:ind w:firstLine="708"/>
+        <w:rPr>
+          <w:b/>
+          <w:bCs/>
+          <w:color w:val="002060"/>
+          <w:sz w:val="20"/>
+          <w:szCs w:val="20"/>
+        </w:rPr>
+      </w:pPr>
+      <w:r>
+        <w:rPr>
+          <w:b/>
+          <w:bCs/>
+          <w:color w:val="002060"/>
+          <w:sz w:val="20"/>
+          <w:szCs w:val="20"/>
+        </w:rPr>
+        <w:t> Persistencia de datos:</w:t>
+      </w:r>
+    </w:p>
+    <w:p>
+      <w:pPr>
+        <w:rPr>
+          <w:b/>
+          <w:bCs/>
+          <w:color w:val="002060"/>
+          <w:sz w:val="20"/>
+          <w:szCs w:val="20"/>
+        </w:rPr>
+      </w:pPr>
+      <w:r>
+        <w:rPr>
+          <w:b/>
+          <w:bCs/>
+          <w:color w:val="002060"/>
+          <w:sz w:val="20"/>
+          <w:szCs w:val="20"/>
+        </w:rPr>
+        <w:t xml:space="preserve">                </w:t>
+      </w:r>
+      <w:r>
+        <w:rPr>
+          <w:b/>
+          <w:bCs/>
+          <w:color w:val="002060"/>
+          <w:sz w:val="20"/>
+          <w:szCs w:val="20"/>
+        </w:rPr>
+        <w:t>Usuarios, autenticación y recuperación de contraseña gestionados con Firebase.</w:t>
+      </w:r>
+    </w:p>
+    <w:p>
+      <w:pPr>
+        <w:rPr>
+          <w:b/>
+          <w:bCs/>
+          <w:color w:val="002060"/>
+          <w:sz w:val="20"/>
+          <w:szCs w:val="20"/>
+        </w:rPr>
+      </w:pPr>
+      <w:r>
+        <w:rPr>
+          <w:b/>
+          <w:bCs/>
+          <w:color w:val="002060"/>
+          <w:sz w:val="20"/>
+          <w:szCs w:val="20"/>
+        </w:rPr>
+        <w:t>Favoritos y reviews almacenados en localStorage una vez iniciada la sesión.</w:t>
+      </w:r>
+    </w:p>
+    <w:p>
+      <w:pPr>
+        <w:rPr>
+          <w:b/>
+          <w:bCs/>
+          <w:color w:val="002060"/>
+          <w:sz w:val="20"/>
+          <w:szCs w:val="20"/>
+        </w:rPr>
+      </w:pPr>
+      <w:r>
+        <w:rPr>
+          <w:b/>
+          <w:bCs/>
+          <w:color w:val="002060"/>
+          <w:sz w:val="20"/>
+          <w:szCs w:val="20"/>
+        </w:rPr>
+        <w:t xml:space="preserve">  Este enfoque garantiza seguridad, coherencia de datos y una experiencia de usuario controlada</w:t>
+      </w:r>
+    </w:p>
+    <w:p>
+      <w:pPr>
+        <w:rPr>
+          <w:b/>
+          <w:bCs/>
+          <w:color w:val="002060"/>
+          <w:sz w:val="20"/>
+          <w:szCs w:val="20"/>
+        </w:rPr>
+      </w:pPr>
+    </w:p>
+    <w:p>
+      <w:pPr>
+        <w:rPr>
+          <w:b/>
+          <w:bCs/>
+          <w:color w:val="002060"/>
+          <w:sz w:val="20"/>
+          <w:szCs w:val="20"/>
+        </w:rPr>
+      </w:pPr>
+      <w:r>
+        <w:rPr>
+          <w:b/>
+          <w:bCs/>
+          <w:color w:val="002060"/>
+          <w:sz w:val="20"/>
+          <w:szCs w:val="20"/>
+        </w:rPr>
+        <w:t>(2-Ronda)</w:t>
+      </w:r>
+      <w:r>
+        <w:rPr>
+          <w:b/>
+          <w:bCs/>
+          <w:color w:val="002060"/>
+          <w:sz w:val="20"/>
+          <w:szCs w:val="20"/>
+        </w:rPr>
+        <w:t xml:space="preserve"> </w:t>
+      </w:r>
+      <w:r>
+        <w:rPr>
+          <w:b/>
+          <w:bCs/>
+          <w:color w:val="002060"/>
+          <w:sz w:val="20"/>
+          <w:szCs w:val="20"/>
+        </w:rPr>
+        <w:t>filtros</w:t>
+      </w:r>
+      <w:r>
+        <w:rPr>
+          <w:b/>
+          <w:bCs/>
+          <w:color w:val="002060"/>
+          <w:sz w:val="20"/>
+          <w:szCs w:val="20"/>
+        </w:rPr>
+        <w:t xml:space="preserve"> y </w:t>
+      </w:r>
+      <w:r>
+        <w:rPr>
+          <w:b/>
+          <w:bCs/>
+          <w:color w:val="002060"/>
+          <w:sz w:val="20"/>
+          <w:szCs w:val="20"/>
+        </w:rPr>
+        <w:t>tarjetas</w:t>
+      </w:r>
+      <w:r>
+        <w:rPr>
+          <w:b/>
+          <w:bCs/>
+          <w:color w:val="002060"/>
+          <w:sz w:val="20"/>
+          <w:szCs w:val="20"/>
+        </w:rPr>
+        <w:t xml:space="preserve"> – 2 minutos (</w:t>
+      </w:r>
+      <w:r>
+        <w:rPr>
+          <w:b/>
+          <w:bCs/>
+          <w:color w:val="002060"/>
+          <w:sz w:val="20"/>
+          <w:szCs w:val="20"/>
+        </w:rPr>
+        <w:t>I</w:t>
+      </w:r>
+      <w:r>
+        <w:rPr>
+          <w:b/>
+          <w:bCs/>
+          <w:color w:val="002060"/>
+          <w:sz w:val="20"/>
+          <w:szCs w:val="20"/>
+        </w:rPr>
+        <w:t>van</w:t>
+      </w:r>
+      <w:r>
+        <w:rPr>
+          <w:b/>
+          <w:bCs/>
+          <w:color w:val="002060"/>
+          <w:sz w:val="20"/>
+          <w:szCs w:val="20"/>
+        </w:rPr>
+        <w:t xml:space="preserve"> )</w:t>
+      </w:r>
+    </w:p>
+    <w:p>
+      <w:pPr>
+        <w:rPr>
+          <w:color w:val="002060"/>
+          <w:sz w:val="20"/>
+          <w:szCs w:val="20"/>
+        </w:rPr>
+      </w:pPr>
+      <w:r>
+        <w:rPr>
+          <w:b/>
+          <w:bCs/>
+          <w:color w:val="002060"/>
+          <w:sz w:val="20"/>
+          <w:szCs w:val="20"/>
+        </w:rPr>
+        <w:t>En esta segunda ronda se presentan los filtros y las tarjetas de aprendizaje.</w:t>
+      </w:r>
+      <w:r>
+        <w:rPr>
+          <w:b/>
+          <w:bCs/>
+          <w:color w:val="002060"/>
+          <w:sz w:val="20"/>
+          <w:szCs w:val="20"/>
+        </w:rPr>
+        <w:br/>
+        <w:t>Los filtros mejoran la búsqueda de productos y permiten al usuario ahorrar tiempo.</w:t>
+      </w:r>
+      <w:r>
+        <w:rPr>
+          <w:b/>
+          <w:bCs/>
+          <w:color w:val="002060"/>
+          <w:sz w:val="20"/>
+          <w:szCs w:val="20"/>
+        </w:rPr>
+        <w:br/>
+        <w:t>Las tarjetas de aprendizaje añaden contenido educativo asociado a cada producto, diferenciando la plataforma frente a otros e-commerce.</w:t>
+      </w:r>
+      <w:r>
+        <w:rPr>
+          <w:b/>
+          <w:bCs/>
+          <w:color w:val="002060"/>
+          <w:sz w:val="20"/>
+          <w:szCs w:val="20"/>
+        </w:rPr>
+        <w:br/>
+        <w:t>Esto aporta valor añadido, ya que el usuario aprende y genera mayor confianza en la compra.</w:t>
+      </w:r>
+      <w:r>
+        <w:rPr>
+          <w:b/>
+          <w:bCs/>
+          <w:color w:val="002060"/>
+          <w:sz w:val="20"/>
+          <w:szCs w:val="20"/>
+        </w:rPr>
+        <w:br/>
+        <w:t>Todo el sistema está pensado para un usuario real, es escalable y está orientado a mercado.</w:t>
+      </w:r>
+      <w:r>
+        <w:rPr>
+          <w:color w:val="002060"/>
+          <w:sz w:val="20"/>
+          <w:szCs w:val="20"/>
+        </w:rPr>
+        <w:pict w14:anchorId="33BD05E2">
+          <v:rect id="_x0000_i1029" style="width:0;height:1.5pt" o:hralign="center" o:hrstd="t" o:hr="t" fillcolor="#a0a0a0" stroked="f"/>
+        </w:pict>
+      </w:r>
+    </w:p>
+    <w:p>
+      <w:pPr>
+        <w:rPr>
+          <w:color w:val="002060"/>
+          <w:sz w:val="20"/>
+          <w:szCs w:val="20"/>
+        </w:rPr>
+      </w:pPr>
+      <w:r>
+        <w:rPr>
+          <w:b/>
+          <w:bCs/>
+          <w:color w:val="002060"/>
+          <w:sz w:val="20"/>
+          <w:szCs w:val="20"/>
+        </w:rPr>
+        <w:t>(2-Ronda)</w:t>
+      </w:r>
+      <w:r>
+        <w:rPr>
+          <w:b/>
+          <w:bCs/>
+          <w:color w:val="002060"/>
+          <w:sz w:val="20"/>
+          <w:szCs w:val="20"/>
+        </w:rPr>
+        <w:t xml:space="preserve"> –</w:t>
+      </w:r>
+      <w:r>
+        <w:rPr>
+          <w:color w:val="002060"/>
+          <w:sz w:val="20"/>
+          <w:szCs w:val="20"/>
+        </w:rPr>
+        <w:t xml:space="preserve"> </w:t>
+      </w:r>
+      <w:r>
+        <w:rPr>
+          <w:b/>
+          <w:bCs/>
+          <w:color w:val="002060"/>
+          <w:sz w:val="20"/>
+          <w:szCs w:val="20"/>
+        </w:rPr>
+        <w:t>Noelia (IA y recomendaciones</w:t>
+      </w:r>
+      <w:r>
+        <w:rPr>
+          <w:b/>
+          <w:bCs/>
+          <w:color w:val="002060"/>
+          <w:sz w:val="20"/>
+          <w:szCs w:val="20"/>
+        </w:rPr>
+        <w:t>-chatbot</w:t>
+      </w:r>
+      <w:r>
+        <w:rPr>
+          <w:b/>
+          <w:bCs/>
+          <w:color w:val="002060"/>
+          <w:sz w:val="20"/>
+          <w:szCs w:val="20"/>
+        </w:rPr>
+        <w:t>)</w:t>
+      </w:r>
+    </w:p>
+    <w:p>
+      <w:pPr>
+        <w:ind w:left="720"/>
+        <w:rPr>
+          <w:color w:val="002060"/>
+          <w:sz w:val="20"/>
+          <w:szCs w:val="20"/>
+        </w:rPr>
+      </w:pPr>
+      <w:r>
+        <w:rPr>
+          <w:b/>
+          <w:bCs/>
+          <w:color w:val="002060"/>
+          <w:sz w:val="20"/>
+          <w:szCs w:val="20"/>
+        </w:rPr>
+        <w:t>R</w:t>
+      </w:r>
+      <w:r>
+        <w:rPr>
+          <w:b/>
+          <w:bCs/>
+          <w:color w:val="002060"/>
+          <w:sz w:val="20"/>
+          <w:szCs w:val="20"/>
+        </w:rPr>
+        <w:t>ecomendaciones de productos mediante inteligencia artificial y el funcionamiento del chatbot</w:t>
+      </w:r>
+      <w:r>
+        <w:rPr>
+          <w:color w:val="002060"/>
+          <w:sz w:val="20"/>
+          <w:szCs w:val="20"/>
+        </w:rPr>
+        <w:t>.</w:t>
+      </w:r>
+      <w:r>
+        <w:rPr>
+          <w:color w:val="002060"/>
+          <w:sz w:val="20"/>
+          <w:szCs w:val="20"/>
+        </w:rPr>
+        <w:br/>
+        <w:t>• El sistema analiza la interacción del usuario para destacar los productos más vistos y generar sugerencias personalizadas.</w:t>
+      </w:r>
+      <w:r>
+        <w:rPr>
+          <w:color w:val="002060"/>
+          <w:sz w:val="20"/>
+          <w:szCs w:val="20"/>
+        </w:rPr>
+        <w:br/>
+        <w:t>• Estas recomendaciones facilitan el descubrimiento de productos relacionados y mejoran la experiencia de navegación.</w:t>
+      </w:r>
+      <w:r>
+        <w:rPr>
+          <w:color w:val="002060"/>
+          <w:sz w:val="20"/>
+          <w:szCs w:val="20"/>
+        </w:rPr>
+        <w:br/>
+        <w:t>• El chatbot actúa como un asistente activo, resolviendo dudas en tiempo real y ofreciendo orientación durante todo el proceso de compra.</w:t>
+      </w:r>
+      <w:r>
+        <w:rPr>
+          <w:color w:val="002060"/>
+          <w:sz w:val="20"/>
+          <w:szCs w:val="20"/>
+        </w:rPr>
+        <w:br/>
+        <w:t>• El objetivo es acompañar al usuario de forma inteligente, mejorar la toma de decisiones y aumentar el valor del e-commerce.</w:t>
+      </w:r>
+    </w:p>
+    <w:p>
+      <w:pPr>
+        <w:rPr>
+          <w:b/>
+          <w:bCs/>
+          <w:color w:val="002060"/>
+          <w:sz w:val="20"/>
+          <w:szCs w:val="20"/>
+        </w:rPr>
+      </w:pPr>
+      <w:r>
+        <w:rPr>
+          <w:b/>
+          <w:bCs/>
+          <w:color w:val="002060"/>
+          <w:sz w:val="20"/>
+          <w:szCs w:val="20"/>
+        </w:rPr>
+        <w:t>(2-Ronda)</w:t>
+      </w:r>
+      <w:r>
+        <w:rPr>
+          <w:b/>
+          <w:bCs/>
+          <w:color w:val="002060"/>
+          <w:sz w:val="20"/>
+          <w:szCs w:val="20"/>
+        </w:rPr>
+        <w:t xml:space="preserve"> Cesta</w:t>
+      </w:r>
+      <w:r>
+        <w:rPr>
+          <w:b/>
+          <w:bCs/>
+          <w:color w:val="002060"/>
+          <w:sz w:val="20"/>
+          <w:szCs w:val="20"/>
+        </w:rPr>
+        <w:t>,</w:t>
+      </w:r>
+      <w:r>
+        <w:rPr>
+          <w:b/>
+          <w:bCs/>
+          <w:color w:val="002060"/>
+          <w:sz w:val="20"/>
+          <w:szCs w:val="20"/>
+        </w:rPr>
+        <w:t xml:space="preserve"> </w:t>
+      </w:r>
+      <w:r>
+        <w:rPr>
+          <w:b/>
+          <w:bCs/>
+          <w:color w:val="002060"/>
+          <w:sz w:val="20"/>
+          <w:szCs w:val="20"/>
+        </w:rPr>
+        <w:t>F</w:t>
+      </w:r>
+      <w:r>
+        <w:rPr>
+          <w:b/>
+          <w:bCs/>
+          <w:color w:val="002060"/>
+          <w:sz w:val="20"/>
+          <w:szCs w:val="20"/>
+        </w:rPr>
+        <w:t>avoritos</w:t>
+      </w:r>
+      <w:r>
+        <w:rPr>
+          <w:b/>
+          <w:bCs/>
+          <w:color w:val="002060"/>
+          <w:sz w:val="20"/>
+          <w:szCs w:val="20"/>
+        </w:rPr>
+        <w:t xml:space="preserve"> y Sobre Nosotros</w:t>
+      </w:r>
+      <w:r>
+        <w:rPr>
+          <w:b/>
+          <w:bCs/>
+          <w:color w:val="002060"/>
+          <w:sz w:val="20"/>
+          <w:szCs w:val="20"/>
+        </w:rPr>
+        <w:t xml:space="preserve"> – 2 minutos (David )</w:t>
       </w:r>
     </w:p>
     <w:p>
@@ -1559,561 +2181,11 @@
     </w:p>
     <w:p>
       <w:pPr>
-        <w:rPr>
-          <w:color w:val="002060"/>
-          <w:sz w:val="20"/>
-          <w:szCs w:val="20"/>
-        </w:rPr>
-      </w:pPr>
-      <w:r>
-        <w:rPr>
-          <w:color w:val="002060"/>
-          <w:sz w:val="20"/>
-          <w:szCs w:val="20"/>
-        </w:rPr>
-        <w:pict w14:anchorId="766B1897">
-          <v:rect id="_x0000_i1027" style="width:0;height:1.5pt" o:hralign="center" o:hrstd="t" o:hr="t" fillcolor="#a0a0a0" stroked="f"/>
-        </w:pict>
-      </w:r>
-    </w:p>
-    <w:p>
-      <w:pPr>
-        <w:rPr>
-          <w:color w:val="002060"/>
-          <w:sz w:val="20"/>
-          <w:szCs w:val="20"/>
-        </w:rPr>
-      </w:pPr>
-      <w:r>
-        <w:rPr>
-          <w:color w:val="002060"/>
-          <w:sz w:val="20"/>
-          <w:szCs w:val="20"/>
-        </w:rPr>
-        <w:pict w14:anchorId="059B5949">
-          <v:rect id="_x0000_i1028" style="width:0;height:1.5pt" o:hralign="center" o:hrstd="t" o:hr="t" fillcolor="#a0a0a0" stroked="f"/>
-        </w:pict>
-      </w:r>
-    </w:p>
-    <w:p>
-      <w:pPr>
-        <w:rPr>
-          <w:b/>
-          <w:bCs/>
-          <w:color w:val="002060"/>
-          <w:sz w:val="20"/>
-          <w:szCs w:val="20"/>
-        </w:rPr>
-      </w:pPr>
-      <w:r>
-        <w:rPr>
-          <w:b/>
-          <w:bCs/>
-          <w:color w:val="002060"/>
-          <w:sz w:val="20"/>
-          <w:szCs w:val="20"/>
-        </w:rPr>
-        <w:t>(2-Ronda)</w:t>
-      </w:r>
-      <w:r>
-        <w:rPr>
-          <w:b/>
-          <w:bCs/>
-          <w:color w:val="002060"/>
-          <w:sz w:val="20"/>
-          <w:szCs w:val="20"/>
-        </w:rPr>
-        <w:t>SESIONES</w:t>
-      </w:r>
-      <w:r>
-        <w:rPr>
-          <w:b/>
-          <w:bCs/>
-          <w:color w:val="002060"/>
-          <w:sz w:val="20"/>
-          <w:szCs w:val="20"/>
-        </w:rPr>
-        <w:t>– 2 minutos (</w:t>
-      </w:r>
-      <w:r>
-        <w:rPr>
-          <w:b/>
-          <w:bCs/>
-          <w:color w:val="002060"/>
-          <w:sz w:val="20"/>
-          <w:szCs w:val="20"/>
-        </w:rPr>
-        <w:t>Iker</w:t>
-      </w:r>
-      <w:r>
-        <w:rPr>
-          <w:b/>
-          <w:bCs/>
-          <w:color w:val="002060"/>
-          <w:sz w:val="20"/>
-          <w:szCs w:val="20"/>
-        </w:rPr>
-        <w:t xml:space="preserve"> )</w:t>
-      </w:r>
-    </w:p>
-    <w:p>
-      <w:pPr>
-        <w:ind w:firstLine="708"/>
-        <w:rPr>
-          <w:b/>
-          <w:bCs/>
-          <w:color w:val="002060"/>
-          <w:sz w:val="20"/>
-          <w:szCs w:val="20"/>
-        </w:rPr>
-      </w:pPr>
-      <w:r>
-        <w:rPr>
-          <w:b/>
-          <w:bCs/>
-          <w:color w:val="002060"/>
-          <w:sz w:val="20"/>
-          <w:szCs w:val="20"/>
-        </w:rPr>
-        <w:t xml:space="preserve"> Gestión de sesión: el usuario mantiene su estado durante toda la navegación.</w:t>
-      </w:r>
-    </w:p>
-    <w:p>
-      <w:pPr>
-        <w:ind w:left="708"/>
-        <w:rPr>
-          <w:b/>
-          <w:bCs/>
-          <w:color w:val="002060"/>
-          <w:sz w:val="20"/>
-          <w:szCs w:val="20"/>
-        </w:rPr>
-      </w:pPr>
-      <w:r>
-        <w:rPr>
-          <w:b/>
-          <w:bCs/>
-          <w:color w:val="002060"/>
-          <w:sz w:val="20"/>
-          <w:szCs w:val="20"/>
-        </w:rPr>
-        <w:t xml:space="preserve"> Control de acceso: hasta que el usuario no está logueado, no puede acceder ni a la cesta de compra ni a los favoritos.</w:t>
-      </w:r>
-    </w:p>
-    <w:p>
-      <w:pPr>
-        <w:ind w:firstLine="708"/>
-        <w:rPr>
-          <w:b/>
-          <w:bCs/>
-          <w:color w:val="002060"/>
-          <w:sz w:val="20"/>
-          <w:szCs w:val="20"/>
-        </w:rPr>
-      </w:pPr>
-      <w:r>
-        <w:rPr>
-          <w:b/>
-          <w:bCs/>
-          <w:color w:val="002060"/>
-          <w:sz w:val="20"/>
-          <w:szCs w:val="20"/>
-        </w:rPr>
-        <w:t> Persistencia de datos:</w:t>
-      </w:r>
-    </w:p>
-    <w:p>
-      <w:pPr>
-        <w:rPr>
-          <w:b/>
-          <w:bCs/>
-          <w:color w:val="002060"/>
-          <w:sz w:val="20"/>
-          <w:szCs w:val="20"/>
-        </w:rPr>
-      </w:pPr>
-      <w:r>
-        <w:rPr>
-          <w:b/>
-          <w:bCs/>
-          <w:color w:val="002060"/>
-          <w:sz w:val="20"/>
-          <w:szCs w:val="20"/>
-        </w:rPr>
-        <w:t xml:space="preserve">                </w:t>
-      </w:r>
-      <w:r>
-        <w:rPr>
-          <w:b/>
-          <w:bCs/>
-          <w:color w:val="002060"/>
-          <w:sz w:val="20"/>
-          <w:szCs w:val="20"/>
-        </w:rPr>
-        <w:t>Usuarios, autenticación y recuperación de contraseña gestionados con Firebase.</w:t>
-      </w:r>
-    </w:p>
-    <w:p>
-      <w:pPr>
-        <w:rPr>
-          <w:b/>
-          <w:bCs/>
-          <w:color w:val="002060"/>
-          <w:sz w:val="20"/>
-          <w:szCs w:val="20"/>
-        </w:rPr>
-      </w:pPr>
-      <w:r>
-        <w:rPr>
-          <w:b/>
-          <w:bCs/>
-          <w:color w:val="002060"/>
-          <w:sz w:val="20"/>
-          <w:szCs w:val="20"/>
-        </w:rPr>
-        <w:t>Favoritos y reviews almacenados en localStorage una vez iniciada la sesión.</w:t>
-      </w:r>
-    </w:p>
-    <w:p>
-      <w:pPr>
-        <w:rPr>
-          <w:b/>
-          <w:bCs/>
-          <w:color w:val="002060"/>
-          <w:sz w:val="20"/>
-          <w:szCs w:val="20"/>
-        </w:rPr>
-      </w:pPr>
-      <w:r>
-        <w:rPr>
-          <w:b/>
-          <w:bCs/>
-          <w:color w:val="002060"/>
-          <w:sz w:val="20"/>
-          <w:szCs w:val="20"/>
-        </w:rPr>
-        <w:t xml:space="preserve">  Este enfoque garantiza seguridad, coherencia de datos y una experiencia de usuario controlada</w:t>
-      </w:r>
-    </w:p>
-    <w:p>
-      <w:pPr>
-        <w:rPr>
-          <w:b/>
-          <w:bCs/>
-          <w:color w:val="002060"/>
-          <w:sz w:val="20"/>
-          <w:szCs w:val="20"/>
-        </w:rPr>
-      </w:pPr>
-    </w:p>
-    <w:p>
-      <w:pPr>
-        <w:rPr>
-          <w:b/>
-          <w:bCs/>
-          <w:color w:val="002060"/>
-          <w:sz w:val="20"/>
-          <w:szCs w:val="20"/>
-        </w:rPr>
-      </w:pPr>
-    </w:p>
-    <w:p>
-      <w:pPr>
-        <w:rPr>
-          <w:b/>
-          <w:bCs/>
-          <w:color w:val="002060"/>
-          <w:sz w:val="20"/>
-          <w:szCs w:val="20"/>
-        </w:rPr>
-      </w:pPr>
-      <w:r>
-        <w:rPr>
-          <w:b/>
-          <w:bCs/>
-          <w:color w:val="002060"/>
-          <w:sz w:val="20"/>
-          <w:szCs w:val="20"/>
-        </w:rPr>
-        <w:t>(2-Ronda)</w:t>
-      </w:r>
-      <w:r>
-        <w:rPr>
-          <w:b/>
-          <w:bCs/>
-          <w:color w:val="002060"/>
-          <w:sz w:val="20"/>
-          <w:szCs w:val="20"/>
-        </w:rPr>
-        <w:t xml:space="preserve"> </w:t>
-      </w:r>
-      <w:r>
-        <w:rPr>
-          <w:b/>
-          <w:bCs/>
-          <w:color w:val="002060"/>
-          <w:sz w:val="20"/>
-          <w:szCs w:val="20"/>
-        </w:rPr>
-        <w:t>filtros</w:t>
-      </w:r>
-      <w:r>
-        <w:rPr>
-          <w:b/>
-          <w:bCs/>
-          <w:color w:val="002060"/>
-          <w:sz w:val="20"/>
-          <w:szCs w:val="20"/>
-        </w:rPr>
-        <w:t xml:space="preserve"> y </w:t>
-      </w:r>
-      <w:r>
-        <w:rPr>
-          <w:b/>
-          <w:bCs/>
-          <w:color w:val="002060"/>
-          <w:sz w:val="20"/>
-          <w:szCs w:val="20"/>
-        </w:rPr>
-        <w:t>tarjetas</w:t>
-      </w:r>
-      <w:r>
-        <w:rPr>
-          <w:b/>
-          <w:bCs/>
-          <w:color w:val="002060"/>
-          <w:sz w:val="20"/>
-          <w:szCs w:val="20"/>
-        </w:rPr>
-        <w:t xml:space="preserve"> – 2 minutos (</w:t>
-      </w:r>
-      <w:r>
-        <w:rPr>
-          <w:b/>
-          <w:bCs/>
-          <w:color w:val="002060"/>
-          <w:sz w:val="20"/>
-          <w:szCs w:val="20"/>
-        </w:rPr>
-        <w:t>I</w:t>
-      </w:r>
-      <w:r>
-        <w:rPr>
-          <w:b/>
-          <w:bCs/>
-          <w:color w:val="002060"/>
-          <w:sz w:val="20"/>
-          <w:szCs w:val="20"/>
-        </w:rPr>
-        <w:t>van</w:t>
-      </w:r>
-      <w:r>
-        <w:rPr>
-          <w:b/>
-          <w:bCs/>
-          <w:color w:val="002060"/>
-          <w:sz w:val="20"/>
-          <w:szCs w:val="20"/>
-        </w:rPr>
-        <w:t xml:space="preserve"> )</w:t>
-      </w:r>
-    </w:p>
-    <w:p>
-      <w:pPr>
-        <w:rPr>
-          <w:color w:val="002060"/>
-          <w:sz w:val="20"/>
-          <w:szCs w:val="20"/>
-        </w:rPr>
-      </w:pPr>
-      <w:r>
-        <w:rPr>
-          <w:b/>
-          <w:bCs/>
-          <w:color w:val="002060"/>
-          <w:sz w:val="20"/>
-          <w:szCs w:val="20"/>
-        </w:rPr>
-        <w:t>En esta segunda ronda se presentan los filtros y las tarjetas de aprendizaje.</w:t>
-      </w:r>
-      <w:r>
-        <w:rPr>
-          <w:b/>
-          <w:bCs/>
-          <w:color w:val="002060"/>
-          <w:sz w:val="20"/>
-          <w:szCs w:val="20"/>
-        </w:rPr>
-        <w:br/>
-        <w:t>Los filtros mejoran la búsqueda de productos y permiten al usuario ahorrar tiempo.</w:t>
-      </w:r>
-      <w:r>
-        <w:rPr>
-          <w:b/>
-          <w:bCs/>
-          <w:color w:val="002060"/>
-          <w:sz w:val="20"/>
-          <w:szCs w:val="20"/>
-        </w:rPr>
-        <w:br/>
-        <w:t>Las tarjetas de aprendizaje añaden contenido educativo asociado a cada producto, diferenciando la plataforma frente a otros e-commerce.</w:t>
-      </w:r>
-      <w:r>
-        <w:rPr>
-          <w:b/>
-          <w:bCs/>
-          <w:color w:val="002060"/>
-          <w:sz w:val="20"/>
-          <w:szCs w:val="20"/>
-        </w:rPr>
-        <w:br/>
-        <w:t>Esto aporta valor añadido, ya que el usuario aprende y genera mayor confianza en la compra.</w:t>
-      </w:r>
-      <w:r>
-        <w:rPr>
-          <w:b/>
-          <w:bCs/>
-          <w:color w:val="002060"/>
-          <w:sz w:val="20"/>
-          <w:szCs w:val="20"/>
-        </w:rPr>
-        <w:br/>
-        <w:t>Todo el sistema está pensado para un usuario real, es escalable y está orientado a mercado.</w:t>
-      </w:r>
-      <w:r>
-        <w:rPr>
-          <w:color w:val="002060"/>
-          <w:sz w:val="20"/>
-          <w:szCs w:val="20"/>
-        </w:rPr>
-        <w:pict w14:anchorId="33BD05E2">
-          <v:rect id="_x0000_i1029" style="width:0;height:1.5pt" o:hralign="center" o:hrstd="t" o:hr="t" fillcolor="#a0a0a0" stroked="f"/>
-        </w:pict>
-      </w:r>
-    </w:p>
-    <w:p>
-      <w:pPr>
-        <w:rPr>
-          <w:color w:val="002060"/>
-          <w:sz w:val="20"/>
-          <w:szCs w:val="20"/>
-        </w:rPr>
-      </w:pPr>
-      <w:r>
-        <w:rPr>
-          <w:color w:val="002060"/>
-          <w:sz w:val="20"/>
-          <w:szCs w:val="20"/>
-        </w:rPr>
-        <w:t>(2-Ronda)</w:t>
-      </w:r>
-      <w:r>
-        <w:rPr>
-          <w:color w:val="002060"/>
-          <w:sz w:val="20"/>
-          <w:szCs w:val="20"/>
-        </w:rPr>
-        <w:t xml:space="preserve"> – </w:t>
-      </w:r>
-      <w:r>
-        <w:rPr>
-          <w:b/>
-          <w:bCs/>
-          <w:color w:val="002060"/>
-          <w:sz w:val="20"/>
-          <w:szCs w:val="20"/>
-        </w:rPr>
-        <w:t>Noelia (IA y recomendaciones</w:t>
-      </w:r>
-      <w:r>
-        <w:rPr>
-          <w:b/>
-          <w:bCs/>
-          <w:color w:val="002060"/>
-          <w:sz w:val="20"/>
-          <w:szCs w:val="20"/>
-        </w:rPr>
-        <w:t>-chatbot</w:t>
-      </w:r>
-      <w:r>
-        <w:rPr>
-          <w:b/>
-          <w:bCs/>
-          <w:color w:val="002060"/>
-          <w:sz w:val="20"/>
-          <w:szCs w:val="20"/>
-        </w:rPr>
-        <w:t>)</w:t>
-      </w:r>
-    </w:p>
-    <w:p>
-      <w:pPr>
         <w:ind w:left="720"/>
         <w:rPr>
-          <w:color w:val="002060"/>
-          <w:sz w:val="20"/>
-          <w:szCs w:val="20"/>
-        </w:rPr>
-      </w:pPr>
-      <w:r>
-        <w:rPr>
-          <w:b/>
-          <w:bCs/>
-          <w:color w:val="002060"/>
-          <w:sz w:val="20"/>
-          <w:szCs w:val="20"/>
-        </w:rPr>
-        <w:t>recomendaciones de productos mediante inteligencia artificial y el funcionamiento del chatbot</w:t>
-      </w:r>
-      <w:r>
-        <w:rPr>
-          <w:color w:val="002060"/>
-          <w:sz w:val="20"/>
-          <w:szCs w:val="20"/>
-        </w:rPr>
-        <w:t>.</w:t>
-      </w:r>
-      <w:r>
-        <w:rPr>
-          <w:color w:val="002060"/>
-          <w:sz w:val="20"/>
-          <w:szCs w:val="20"/>
-        </w:rPr>
-        <w:br/>
-        <w:t>• El sistema analiza la interacción del usuario para destacar los productos más vistos y generar sugerencias personalizadas.</w:t>
-      </w:r>
-      <w:r>
-        <w:rPr>
-          <w:color w:val="002060"/>
-          <w:sz w:val="20"/>
-          <w:szCs w:val="20"/>
-        </w:rPr>
-        <w:br/>
-        <w:t>• Estas recomendaciones facilitan el descubrimiento de productos relacionados y mejoran la experiencia de navegación.</w:t>
-      </w:r>
-      <w:r>
-        <w:rPr>
-          <w:color w:val="002060"/>
-          <w:sz w:val="20"/>
-          <w:szCs w:val="20"/>
-        </w:rPr>
-        <w:br/>
-        <w:t>• El chatbot actúa como un asistente activo, resolviendo dudas en tiempo real y ofreciendo orientación durante todo el proceso de compra.</w:t>
-      </w:r>
-      <w:r>
-        <w:rPr>
-          <w:color w:val="002060"/>
-          <w:sz w:val="20"/>
-          <w:szCs w:val="20"/>
-        </w:rPr>
-        <w:br/>
-        <w:t>• El objetivo es acompañar al usuario de forma inteligente, mejorar la toma de decisiones y aumentar el valor del e-commerce.</w:t>
-      </w:r>
-    </w:p>
-    <w:p>
-      <w:pPr>
-        <w:rPr>
-          <w:color w:val="002060"/>
+          <w:b/>
+          <w:bCs/>
+          <w:color w:val="00B050"/>
           <w:sz w:val="20"/>
           <w:szCs w:val="20"/>
         </w:rPr>
@@ -2123,64 +2195,45 @@
       <w:pPr>
         <w:ind w:left="720"/>
         <w:rPr>
-          <w:color w:val="002060"/>
-          <w:sz w:val="20"/>
-          <w:szCs w:val="20"/>
-        </w:rPr>
-      </w:pPr>
-    </w:p>
-    <w:p>
-      <w:pPr>
-        <w:rPr>
-          <w:color w:val="002060"/>
-          <w:sz w:val="20"/>
-          <w:szCs w:val="20"/>
-          <w:highlight w:val="yellow"/>
-        </w:rPr>
-      </w:pPr>
-      <w:r>
-        <w:rPr>
-          <w:b/>
-          <w:bCs/>
-          <w:color w:val="002060"/>
-          <w:sz w:val="20"/>
-          <w:szCs w:val="20"/>
-          <w:highlight w:val="yellow"/>
-        </w:rPr>
-        <w:t>3ronda – Fallos encontrados</w:t>
-      </w:r>
-      <w:r>
-        <w:rPr>
-          <w:b/>
-          <w:bCs/>
-          <w:color w:val="002060"/>
-          <w:sz w:val="20"/>
-          <w:szCs w:val="20"/>
-          <w:highlight w:val="yellow"/>
-        </w:rPr>
-        <w:t xml:space="preserve"> </w:t>
-      </w:r>
-      <w:r>
-        <w:rPr>
-          <w:b/>
-          <w:bCs/>
-          <w:color w:val="002060"/>
-          <w:sz w:val="20"/>
-          <w:szCs w:val="20"/>
-          <w:highlight w:val="yellow"/>
-        </w:rPr>
-        <w:t>David</w:t>
-      </w:r>
-    </w:p>
-    <w:p>
-      <w:pPr>
-        <w:rPr>
-          <w:color w:val="002060"/>
-          <w:sz w:val="20"/>
-          <w:szCs w:val="20"/>
-          <w:highlight w:val="yellow"/>
-        </w:rPr>
-      </w:pPr>
+          <w:b/>
+          <w:bCs/>
+          <w:color w:val="00B050"/>
+          <w:sz w:val="20"/>
+          <w:szCs w:val="20"/>
+        </w:rPr>
+      </w:pPr>
+    </w:p>
+    <w:p>
+      <w:pPr>
+        <w:rPr>
+          <w:b/>
+          <w:bCs/>
+          <w:color w:val="00B050"/>
+          <w:sz w:val="20"/>
+          <w:szCs w:val="20"/>
+        </w:rPr>
+      </w:pPr>
+    </w:p>
+    <w:p>
+      <w:pPr>
+        <w:rPr>
+          <w:b/>
+          <w:bCs/>
+          <w:color w:val="00B050"/>
+          <w:sz w:val="20"/>
+          <w:szCs w:val="20"/>
+        </w:rPr>
+      </w:pPr>
+      <w:r>
+        <w:rPr>
+          <w:b/>
+          <w:bCs/>
+          <w:color w:val="00B050"/>
+          <w:sz w:val="20"/>
+          <w:szCs w:val="20"/>
+        </w:rPr>
+        <w:t>3ronda – Fallos encontrados David</w:t>
+      </w:r>
     </w:p>
     <w:p>
       <w:pPr>
@@ -2189,18 +2242,20 @@
           <w:numId w:val="16"/>
         </w:numPr>
         <w:rPr>
-          <w:color w:val="002060"/>
-          <w:sz w:val="20"/>
-          <w:szCs w:val="20"/>
-          <w:highlight w:val="yellow"/>
-        </w:rPr>
-      </w:pPr>
-      <w:r>
-        <w:rPr>
-          <w:color w:val="002060"/>
-          <w:sz w:val="20"/>
-          <w:szCs w:val="20"/>
-          <w:highlight w:val="yellow"/>
+          <w:b/>
+          <w:bCs/>
+          <w:color w:val="00B050"/>
+          <w:sz w:val="20"/>
+          <w:szCs w:val="20"/>
+        </w:rPr>
+      </w:pPr>
+      <w:r>
+        <w:rPr>
+          <w:b/>
+          <w:bCs/>
+          <w:color w:val="00B050"/>
+          <w:sz w:val="20"/>
+          <w:szCs w:val="20"/>
         </w:rPr>
         <w:t>Problemas en la estructura inicial del proyecto y organización de componentes.</w:t>
       </w:r>
@@ -2212,18 +2267,20 @@
           <w:numId w:val="16"/>
         </w:numPr>
         <w:rPr>
-          <w:color w:val="002060"/>
-          <w:sz w:val="20"/>
-          <w:szCs w:val="20"/>
-          <w:highlight w:val="yellow"/>
-        </w:rPr>
-      </w:pPr>
-      <w:r>
-        <w:rPr>
-          <w:color w:val="002060"/>
-          <w:sz w:val="20"/>
-          <w:szCs w:val="20"/>
-          <w:highlight w:val="yellow"/>
+          <w:b/>
+          <w:bCs/>
+          <w:color w:val="00B050"/>
+          <w:sz w:val="20"/>
+          <w:szCs w:val="20"/>
+        </w:rPr>
+      </w:pPr>
+      <w:r>
+        <w:rPr>
+          <w:b/>
+          <w:bCs/>
+          <w:color w:val="00B050"/>
+          <w:sz w:val="20"/>
+          <w:szCs w:val="20"/>
         </w:rPr>
         <w:t>Ajustes en la lógica de cesta y favoritos para mantener un flujo de compra claro.</w:t>
       </w:r>
@@ -2235,18 +2292,20 @@
           <w:numId w:val="16"/>
         </w:numPr>
         <w:rPr>
-          <w:color w:val="002060"/>
-          <w:sz w:val="20"/>
-          <w:szCs w:val="20"/>
-          <w:highlight w:val="yellow"/>
-        </w:rPr>
-      </w:pPr>
-      <w:r>
-        <w:rPr>
-          <w:color w:val="002060"/>
-          <w:sz w:val="20"/>
-          <w:szCs w:val="20"/>
-          <w:highlight w:val="yellow"/>
+          <w:b/>
+          <w:bCs/>
+          <w:color w:val="00B050"/>
+          <w:sz w:val="20"/>
+          <w:szCs w:val="20"/>
+        </w:rPr>
+      </w:pPr>
+      <w:r>
+        <w:rPr>
+          <w:b/>
+          <w:bCs/>
+          <w:color w:val="00B050"/>
+          <w:sz w:val="20"/>
+          <w:szCs w:val="20"/>
         </w:rPr>
         <w:t>Dificultades iniciales en la planificación de tareas.</w:t>
       </w:r>
@@ -2254,54 +2313,33 @@
     <w:p>
       <w:pPr>
         <w:rPr>
-          <w:color w:val="002060"/>
-          <w:sz w:val="20"/>
-          <w:szCs w:val="20"/>
-          <w:highlight w:val="yellow"/>
-        </w:rPr>
-      </w:pPr>
-    </w:p>
-    <w:p>
-      <w:pPr>
-        <w:rPr>
-          <w:color w:val="002060"/>
-          <w:sz w:val="20"/>
-          <w:szCs w:val="20"/>
-          <w:highlight w:val="yellow"/>
-        </w:rPr>
-      </w:pPr>
-      <w:r>
-        <w:rPr>
-          <w:b/>
-          <w:bCs/>
-          <w:color w:val="002060"/>
-          <w:sz w:val="20"/>
-          <w:szCs w:val="20"/>
-          <w:highlight w:val="yellow"/>
-        </w:rPr>
-        <w:t>3ronda – Fallos encontrados</w:t>
-      </w:r>
-      <w:r>
-        <w:rPr>
-          <w:b/>
-          <w:bCs/>
-          <w:color w:val="002060"/>
-          <w:sz w:val="20"/>
-          <w:szCs w:val="20"/>
-          <w:highlight w:val="yellow"/>
-        </w:rPr>
-        <w:t xml:space="preserve"> </w:t>
-      </w:r>
-      <w:r>
-        <w:rPr>
-          <w:b/>
-          <w:bCs/>
-          <w:color w:val="002060"/>
-          <w:sz w:val="20"/>
-          <w:szCs w:val="20"/>
-          <w:highlight w:val="yellow"/>
-        </w:rPr>
-        <w:t>Iker</w:t>
+          <w:b/>
+          <w:bCs/>
+          <w:color w:val="00B050"/>
+          <w:sz w:val="20"/>
+          <w:szCs w:val="20"/>
+        </w:rPr>
+      </w:pPr>
+    </w:p>
+    <w:p>
+      <w:pPr>
+        <w:rPr>
+          <w:b/>
+          <w:bCs/>
+          <w:color w:val="00B050"/>
+          <w:sz w:val="20"/>
+          <w:szCs w:val="20"/>
+        </w:rPr>
+      </w:pPr>
+      <w:r>
+        <w:rPr>
+          <w:b/>
+          <w:bCs/>
+          <w:color w:val="00B050"/>
+          <w:sz w:val="20"/>
+          <w:szCs w:val="20"/>
+        </w:rPr>
+        <w:t>3ronda – Fallos encontrados Iker</w:t>
       </w:r>
     </w:p>
     <w:p>
@@ -2311,18 +2349,20 @@
           <w:numId w:val="17"/>
         </w:numPr>
         <w:rPr>
-          <w:color w:val="002060"/>
-          <w:sz w:val="20"/>
-          <w:szCs w:val="20"/>
-          <w:highlight w:val="yellow"/>
-        </w:rPr>
-      </w:pPr>
-      <w:r>
-        <w:rPr>
-          <w:color w:val="002060"/>
-          <w:sz w:val="20"/>
-          <w:szCs w:val="20"/>
-          <w:highlight w:val="yellow"/>
+          <w:b/>
+          <w:bCs/>
+          <w:color w:val="00B050"/>
+          <w:sz w:val="20"/>
+          <w:szCs w:val="20"/>
+        </w:rPr>
+      </w:pPr>
+      <w:r>
+        <w:rPr>
+          <w:b/>
+          <w:bCs/>
+          <w:color w:val="00B050"/>
+          <w:sz w:val="20"/>
+          <w:szCs w:val="20"/>
         </w:rPr>
         <w:t>Errores en la gestión de sesión y persistencia de datos.</w:t>
       </w:r>
@@ -2334,36 +2374,40 @@
           <w:numId w:val="17"/>
         </w:numPr>
         <w:rPr>
-          <w:color w:val="002060"/>
-          <w:sz w:val="20"/>
-          <w:szCs w:val="20"/>
-          <w:highlight w:val="yellow"/>
-        </w:rPr>
-      </w:pPr>
-      <w:r>
-        <w:rPr>
-          <w:color w:val="002060"/>
-          <w:sz w:val="20"/>
-          <w:szCs w:val="20"/>
-          <w:highlight w:val="yellow"/>
+          <w:b/>
+          <w:bCs/>
+          <w:color w:val="00B050"/>
+          <w:sz w:val="20"/>
+          <w:szCs w:val="20"/>
+        </w:rPr>
+      </w:pPr>
+      <w:r>
+        <w:rPr>
+          <w:b/>
+          <w:bCs/>
+          <w:color w:val="00B050"/>
+          <w:sz w:val="20"/>
+          <w:szCs w:val="20"/>
         </w:rPr>
         <w:t xml:space="preserve">Control de acceso: asegurar que sin </w:t>
       </w:r>
       <w:r>
         <w:rPr>
-          <w:color w:val="002060"/>
-          <w:sz w:val="20"/>
-          <w:szCs w:val="20"/>
-          <w:highlight w:val="yellow"/>
+          <w:b/>
+          <w:bCs/>
+          <w:color w:val="00B050"/>
+          <w:sz w:val="20"/>
+          <w:szCs w:val="20"/>
         </w:rPr>
         <w:t>Login</w:t>
       </w:r>
       <w:r>
         <w:rPr>
-          <w:color w:val="002060"/>
-          <w:sz w:val="20"/>
-          <w:szCs w:val="20"/>
-          <w:highlight w:val="yellow"/>
+          <w:b/>
+          <w:bCs/>
+          <w:color w:val="00B050"/>
+          <w:sz w:val="20"/>
+          <w:szCs w:val="20"/>
         </w:rPr>
         <w:t xml:space="preserve"> no se pudiera acceder a cesta ni favoritos.</w:t>
       </w:r>
@@ -2375,18 +2419,20 @@
           <w:numId w:val="17"/>
         </w:numPr>
         <w:rPr>
-          <w:color w:val="002060"/>
-          <w:sz w:val="20"/>
-          <w:szCs w:val="20"/>
-          <w:highlight w:val="yellow"/>
-        </w:rPr>
-      </w:pPr>
-      <w:r>
-        <w:rPr>
-          <w:color w:val="002060"/>
-          <w:sz w:val="20"/>
-          <w:szCs w:val="20"/>
-          <w:highlight w:val="yellow"/>
+          <w:b/>
+          <w:bCs/>
+          <w:color w:val="00B050"/>
+          <w:sz w:val="20"/>
+          <w:szCs w:val="20"/>
+        </w:rPr>
+      </w:pPr>
+      <w:r>
+        <w:rPr>
+          <w:b/>
+          <w:bCs/>
+          <w:color w:val="00B050"/>
+          <w:sz w:val="20"/>
+          <w:szCs w:val="20"/>
         </w:rPr>
         <w:t>Coordinación entre Firebase y localStorage.</w:t>
       </w:r>
@@ -2394,54 +2440,33 @@
     <w:p>
       <w:pPr>
         <w:rPr>
-          <w:color w:val="002060"/>
-          <w:sz w:val="20"/>
-          <w:szCs w:val="20"/>
-          <w:highlight w:val="yellow"/>
-        </w:rPr>
-      </w:pPr>
-    </w:p>
-    <w:p>
-      <w:pPr>
-        <w:rPr>
-          <w:color w:val="002060"/>
-          <w:sz w:val="20"/>
-          <w:szCs w:val="20"/>
-          <w:highlight w:val="yellow"/>
-        </w:rPr>
-      </w:pPr>
-      <w:r>
-        <w:rPr>
-          <w:b/>
-          <w:bCs/>
-          <w:color w:val="002060"/>
-          <w:sz w:val="20"/>
-          <w:szCs w:val="20"/>
-          <w:highlight w:val="yellow"/>
-        </w:rPr>
-        <w:t>3ronda – Fallos encontrados</w:t>
-      </w:r>
-      <w:r>
-        <w:rPr>
-          <w:b/>
-          <w:bCs/>
-          <w:color w:val="002060"/>
-          <w:sz w:val="20"/>
-          <w:szCs w:val="20"/>
-          <w:highlight w:val="yellow"/>
-        </w:rPr>
-        <w:t xml:space="preserve"> </w:t>
-      </w:r>
-      <w:r>
-        <w:rPr>
-          <w:b/>
-          <w:bCs/>
-          <w:color w:val="002060"/>
-          <w:sz w:val="20"/>
-          <w:szCs w:val="20"/>
-          <w:highlight w:val="yellow"/>
-        </w:rPr>
-        <w:t>Iván</w:t>
+          <w:b/>
+          <w:bCs/>
+          <w:color w:val="00B050"/>
+          <w:sz w:val="20"/>
+          <w:szCs w:val="20"/>
+        </w:rPr>
+      </w:pPr>
+    </w:p>
+    <w:p>
+      <w:pPr>
+        <w:rPr>
+          <w:b/>
+          <w:bCs/>
+          <w:color w:val="00B050"/>
+          <w:sz w:val="20"/>
+          <w:szCs w:val="20"/>
+        </w:rPr>
+      </w:pPr>
+      <w:r>
+        <w:rPr>
+          <w:b/>
+          <w:bCs/>
+          <w:color w:val="00B050"/>
+          <w:sz w:val="20"/>
+          <w:szCs w:val="20"/>
+        </w:rPr>
+        <w:t>3ronda – Fallos encontrados Iván</w:t>
       </w:r>
     </w:p>
     <w:p>
@@ -2451,18 +2476,20 @@
           <w:numId w:val="18"/>
         </w:numPr>
         <w:rPr>
-          <w:color w:val="002060"/>
-          <w:sz w:val="20"/>
-          <w:szCs w:val="20"/>
-          <w:highlight w:val="yellow"/>
-        </w:rPr>
-      </w:pPr>
-      <w:r>
-        <w:rPr>
-          <w:color w:val="002060"/>
-          <w:sz w:val="20"/>
-          <w:szCs w:val="20"/>
-          <w:highlight w:val="yellow"/>
+          <w:b/>
+          <w:bCs/>
+          <w:color w:val="00B050"/>
+          <w:sz w:val="20"/>
+          <w:szCs w:val="20"/>
+        </w:rPr>
+      </w:pPr>
+      <w:r>
+        <w:rPr>
+          <w:b/>
+          <w:bCs/>
+          <w:color w:val="00B050"/>
+          <w:sz w:val="20"/>
+          <w:szCs w:val="20"/>
         </w:rPr>
         <w:t>Problemas al implementar filtros eficientes sin afectar al rendimiento.</w:t>
       </w:r>
@@ -2474,18 +2501,20 @@
           <w:numId w:val="18"/>
         </w:numPr>
         <w:rPr>
-          <w:color w:val="002060"/>
-          <w:sz w:val="20"/>
-          <w:szCs w:val="20"/>
-          <w:highlight w:val="yellow"/>
-        </w:rPr>
-      </w:pPr>
-      <w:r>
-        <w:rPr>
-          <w:color w:val="002060"/>
-          <w:sz w:val="20"/>
-          <w:szCs w:val="20"/>
-          <w:highlight w:val="yellow"/>
+          <w:b/>
+          <w:bCs/>
+          <w:color w:val="00B050"/>
+          <w:sz w:val="20"/>
+          <w:szCs w:val="20"/>
+        </w:rPr>
+      </w:pPr>
+      <w:r>
+        <w:rPr>
+          <w:b/>
+          <w:bCs/>
+          <w:color w:val="00B050"/>
+          <w:sz w:val="20"/>
+          <w:szCs w:val="20"/>
         </w:rPr>
         <w:t>Integración de tarjetas de aprendizaje sin sobrecargar la interfaz.</w:t>
       </w:r>
@@ -2497,18 +2526,20 @@
           <w:numId w:val="18"/>
         </w:numPr>
         <w:rPr>
-          <w:color w:val="002060"/>
-          <w:sz w:val="20"/>
-          <w:szCs w:val="20"/>
-          <w:highlight w:val="yellow"/>
-        </w:rPr>
-      </w:pPr>
-      <w:r>
-        <w:rPr>
-          <w:color w:val="002060"/>
-          <w:sz w:val="20"/>
-          <w:szCs w:val="20"/>
-          <w:highlight w:val="yellow"/>
+          <w:b/>
+          <w:bCs/>
+          <w:color w:val="00B050"/>
+          <w:sz w:val="20"/>
+          <w:szCs w:val="20"/>
+        </w:rPr>
+      </w:pPr>
+      <w:r>
+        <w:rPr>
+          <w:b/>
+          <w:bCs/>
+          <w:color w:val="00B050"/>
+          <w:sz w:val="20"/>
+          <w:szCs w:val="20"/>
         </w:rPr>
         <w:t>Ajustes de usabilidad.</w:t>
       </w:r>
@@ -2517,64 +2548,117 @@
       <w:pPr>
         <w:ind w:left="720"/>
         <w:rPr>
-          <w:sz w:val="20"/>
-          <w:szCs w:val="20"/>
-        </w:rPr>
-      </w:pPr>
-    </w:p>
-    <w:p>
-      <w:pPr>
-        <w:rPr>
-          <w:sz w:val="20"/>
-          <w:szCs w:val="20"/>
-          <w:highlight w:val="yellow"/>
-        </w:rPr>
-      </w:pPr>
-      <w:r>
-        <w:rPr>
-          <w:b/>
-          <w:bCs/>
-          <w:sz w:val="20"/>
-          <w:szCs w:val="20"/>
-          <w:highlight w:val="yellow"/>
-        </w:rPr>
-        <w:t>3ronda – Fallos encontrados</w:t>
-      </w:r>
-      <w:r>
-        <w:rPr>
-          <w:b/>
-          <w:bCs/>
-          <w:sz w:val="20"/>
-          <w:szCs w:val="20"/>
-          <w:highlight w:val="yellow"/>
-        </w:rPr>
-        <w:t xml:space="preserve"> </w:t>
-      </w:r>
-      <w:r>
-        <w:rPr>
-          <w:b/>
-          <w:bCs/>
-          <w:sz w:val="20"/>
-          <w:szCs w:val="20"/>
-          <w:highlight w:val="yellow"/>
-        </w:rPr>
-        <w:t>Noelia</w:t>
-      </w:r>
-    </w:p>
-    <w:p>
-      <w:pPr>
-        <w:rPr>
-          <w:sz w:val="20"/>
-          <w:szCs w:val="20"/>
-        </w:rPr>
-      </w:pPr>
-      <w:r>
-        <w:rPr>
-          <w:sz w:val="20"/>
-          <w:szCs w:val="20"/>
-        </w:rPr>
-        <w:t>c</w:t>
-      </w:r>
+          <w:b/>
+          <w:bCs/>
+          <w:color w:val="00B050"/>
+          <w:sz w:val="20"/>
+          <w:szCs w:val="20"/>
+        </w:rPr>
+      </w:pPr>
+    </w:p>
+    <w:p>
+      <w:pPr>
+        <w:rPr>
+          <w:b/>
+          <w:bCs/>
+          <w:color w:val="00B050"/>
+          <w:sz w:val="20"/>
+          <w:szCs w:val="20"/>
+        </w:rPr>
+      </w:pPr>
+      <w:r>
+        <w:rPr>
+          <w:b/>
+          <w:bCs/>
+          <w:color w:val="00B050"/>
+          <w:sz w:val="20"/>
+          <w:szCs w:val="20"/>
+        </w:rPr>
+        <w:t>3ronda – Fallos encontrados Noelia</w:t>
+      </w:r>
+    </w:p>
+    <w:p>
+      <w:pPr>
+        <w:pStyle w:val="Prrafodelista"/>
+        <w:numPr>
+          <w:ilvl w:val="0"/>
+          <w:numId w:val="20"/>
+        </w:numPr>
+        <w:rPr>
+          <w:b/>
+          <w:bCs/>
+          <w:color w:val="00B050"/>
+          <w:sz w:val="20"/>
+          <w:szCs w:val="20"/>
+        </w:rPr>
+      </w:pPr>
+      <w:r>
+        <w:rPr>
+          <w:b/>
+          <w:bCs/>
+          <w:color w:val="00B050"/>
+          <w:sz w:val="20"/>
+          <w:szCs w:val="20"/>
+        </w:rPr>
+        <w:t xml:space="preserve">Ajustes de respuesta de chat: comercial tienda </w:t>
+      </w:r>
+      <w:r>
+        <w:rPr>
+          <w:b/>
+          <w:bCs/>
+          <w:color w:val="00B050"/>
+          <w:sz w:val="20"/>
+          <w:szCs w:val="20"/>
+        </w:rPr>
+        <w:t>tecnológica</w:t>
+      </w:r>
+      <w:r>
+        <w:rPr>
+          <w:b/>
+          <w:bCs/>
+          <w:color w:val="00B050"/>
+          <w:sz w:val="20"/>
+          <w:szCs w:val="20"/>
+        </w:rPr>
+        <w:t>, hilo de conversación, responder con una pregunta final</w:t>
+      </w:r>
+    </w:p>
+    <w:p>
+      <w:pPr>
+        <w:pStyle w:val="Prrafodelista"/>
+        <w:numPr>
+          <w:ilvl w:val="0"/>
+          <w:numId w:val="20"/>
+        </w:numPr>
+        <w:rPr>
+          <w:b/>
+          <w:bCs/>
+          <w:color w:val="00B050"/>
+          <w:sz w:val="20"/>
+          <w:szCs w:val="20"/>
+        </w:rPr>
+      </w:pPr>
+      <w:r>
+        <w:rPr>
+          <w:b/>
+          <w:bCs/>
+          <w:color w:val="00B050"/>
+          <w:sz w:val="20"/>
+          <w:szCs w:val="20"/>
+        </w:rPr>
+        <w:t>Despliegue para peticiones de backend, firebase gratuito no tiene servicio proxy y se ha desplegado en Render</w:t>
+      </w:r>
+    </w:p>
+    <w:p>
+      <w:pPr>
+        <w:rPr>
+          <w:b/>
+          <w:bCs/>
+          <w:color w:val="00B050"/>
+          <w:sz w:val="20"/>
+          <w:szCs w:val="20"/>
+        </w:rPr>
+      </w:pPr>
     </w:p>
     <w:sectPr>
       <w:pgSz w:w="11906" w:h="16838"/>
@@ -4675,6 +4759,119 @@
     </w:lvl>
   </w:abstractNum>
   <w:abstractNum w:abstractNumId="14" w15:restartNumberingAfterBreak="0">
+    <w:nsid w:val="62791979"/>
+    <w:multiLevelType w:val="hybridMultilevel"/>
+    <w:tmpl w:val="CAB295E2"/>
+    <w:lvl w:ilvl="0" w:tplc="0C0A0001">
+      <w:start w:val="1"/>
+      <w:numFmt w:val="bullet"/>
+      <w:lvlText w:val=""/>
+      <w:lvlJc w:val="left"/>
+      <w:pPr>
+        <w:ind w:left="720" w:hanging="360"/>
+      </w:pPr>
+      <w:rPr>
+        <w:rFonts w:ascii="Symbol" w:hAnsi="Symbol" w:hint="default"/>
+      </w:rPr>
+    </w:lvl>
+    <w:lvl w:ilvl="1" w:tplc="0C0A0003" w:tentative="1">
+      <w:start w:val="1"/>
+      <w:numFmt w:val="bullet"/>
+      <w:lvlText w:val="o"/>
+      <w:lvlJc w:val="left"/>
+      <w:pPr>
+        <w:ind w:left="1440" w:hanging="360"/>
+      </w:pPr>
+      <w:rPr>
+        <w:rFonts w:ascii="Courier New" w:hAnsi="Courier New" w:cs="Courier New" w:hint="default"/>
+      </w:rPr>
+    </w:lvl>
+    <w:lvl w:ilvl="2" w:tplc="0C0A0005" w:tentative="1">
+      <w:start w:val="1"/>
+      <w:numFmt w:val="bullet"/>
+      <w:lvlText w:val=""/>
+      <w:lvlJc w:val="left"/>
+      <w:pPr>
+        <w:ind w:left="2160" w:hanging="360"/>
+      </w:pPr>
+      <w:rPr>
+        <w:rFonts w:ascii="Wingdings" w:hAnsi="Wingdings" w:hint="default"/>
+      </w:rPr>
+    </w:lvl>
+    <w:lvl w:ilvl="3" w:tplc="0C0A0001" w:tentative="1">
+      <w:start w:val="1"/>
+      <w:numFmt w:val="bullet"/>
+      <w:lvlText w:val=""/>
+      <w:lvlJc w:val="left"/>
+      <w:pPr>
+        <w:ind w:left="2880" w:hanging="360"/>
+      </w:pPr>
+      <w:rPr>
+        <w:rFonts w:ascii="Symbol" w:hAnsi="Symbol" w:hint="default"/>
+      </w:rPr>
+    </w:lvl>
+    <w:lvl w:ilvl="4" w:tplc="0C0A0003" w:tentative="1">
+      <w:start w:val="1"/>
+      <w:numFmt w:val="bullet"/>
+      <w:lvlText w:val="o"/>
+      <w:lvlJc w:val="left"/>
+      <w:pPr>
+        <w:ind w:left="3600" w:hanging="360"/>
+      </w:pPr>
+      <w:rPr>
+        <w:rFonts w:ascii="Courier New" w:hAnsi="Courier New" w:cs="Courier New" w:hint="default"/>
+      </w:rPr>
+    </w:lvl>
+    <w:lvl w:ilvl="5" w:tplc="0C0A0005" w:tentative="1">
+      <w:start w:val="1"/>
+      <w:numFmt w:val="bullet"/>
+      <w:lvlText w:val=""/>
+      <w:lvlJc w:val="left"/>
+      <w:pPr>
+        <w:ind w:left="4320" w:hanging="360"/>
+      </w:pPr>
+      <w:rPr>
+        <w:rFonts w:ascii="Wingdings" w:hAnsi="Wingdings" w:hint="default"/>
+      </w:rPr>
+    </w:lvl>
+    <w:lvl w:ilvl="6" w:tplc="0C0A0001" w:tentative="1">
+      <w:start w:val="1"/>
+      <w:numFmt w:val="bullet"/>
+      <w:lvlText w:val=""/>
+      <w:lvlJc w:val="left"/>
+      <w:pPr>
+        <w:ind w:left="5040" w:hanging="360"/>
+      </w:pPr>
+      <w:rPr>
+        <w:rFonts w:ascii="Symbol" w:hAnsi="Symbol" w:hint="default"/>
+      </w:rPr>
+    </w:lvl>
+    <w:lvl w:ilvl="7" w:tplc="0C0A0003" w:tentative="1">
+      <w:start w:val="1"/>
+      <w:numFmt w:val="bullet"/>
+      <w:lvlText w:val="o"/>
+      <w:lvlJc w:val="left"/>
+      <w:pPr>
+        <w:ind w:left="5760" w:hanging="360"/>
+      </w:pPr>
+      <w:rPr>
+        <w:rFonts w:ascii="Courier New" w:hAnsi="Courier New" w:cs="Courier New" w:hint="default"/>
+      </w:rPr>
+    </w:lvl>
+    <w:lvl w:ilvl="8" w:tplc="0C0A0005" w:tentative="1">
+      <w:start w:val="1"/>
+      <w:numFmt w:val="bullet"/>
+      <w:lvlText w:val=""/>
+      <w:lvlJc w:val="left"/>
+      <w:pPr>
+        <w:ind w:left="6480" w:hanging="360"/>
+      </w:pPr>
+      <w:rPr>
+        <w:rFonts w:ascii="Wingdings" w:hAnsi="Wingdings" w:hint="default"/>
+      </w:rPr>
+    </w:lvl>
+  </w:abstractNum>
+  <w:abstractNum w:abstractNumId="15" w15:restartNumberingAfterBreak="0">
     <w:nsid w:val="627A412C"/>
     <w:multiLevelType w:val="multilevel"/>
     <w:tmpl w:val="D180A03E"/>
@@ -4823,7 +5020,7 @@
       </w:rPr>
     </w:lvl>
   </w:abstractNum>
-  <w:abstractNum w:abstractNumId="15" w15:restartNumberingAfterBreak="0">
+  <w:abstractNum w:abstractNumId="16" w15:restartNumberingAfterBreak="0">
     <w:nsid w:val="62E123AD"/>
     <w:multiLevelType w:val="multilevel"/>
     <w:tmpl w:val="B554E618"/>
@@ -4972,7 +5169,7 @@
       </w:rPr>
     </w:lvl>
   </w:abstractNum>
-  <w:abstractNum w:abstractNumId="16" w15:restartNumberingAfterBreak="0">
+  <w:abstractNum w:abstractNumId="17" w15:restartNumberingAfterBreak="0">
     <w:nsid w:val="6CE9641A"/>
     <w:multiLevelType w:val="multilevel"/>
     <w:tmpl w:val="EFC88478"/>
@@ -5121,7 +5318,7 @@
       </w:rPr>
     </w:lvl>
   </w:abstractNum>
-  <w:abstractNum w:abstractNumId="17" w15:restartNumberingAfterBreak="0">
+  <w:abstractNum w:abstractNumId="18" w15:restartNumberingAfterBreak="0">
     <w:nsid w:val="6D0B042E"/>
     <w:multiLevelType w:val="multilevel"/>
     <w:tmpl w:val="F0580F38"/>
@@ -5270,7 +5467,7 @@
       </w:rPr>
     </w:lvl>
   </w:abstractNum>
-  <w:abstractNum w:abstractNumId="18" w15:restartNumberingAfterBreak="0">
+  <w:abstractNum w:abstractNumId="19" w15:restartNumberingAfterBreak="0">
     <w:nsid w:val="779734EE"/>
     <w:multiLevelType w:val="multilevel"/>
     <w:tmpl w:val="9A8C84D4"/>
@@ -5423,13 +5620,13 @@
     <w:abstractNumId w:val="4"/>
   </w:num>
   <w:num w:numId="2" w16cid:durableId="427387483">
-    <w:abstractNumId w:val="17"/>
+    <w:abstractNumId w:val="18"/>
   </w:num>
   <w:num w:numId="3" w16cid:durableId="1742026311">
     <w:abstractNumId w:val="0"/>
   </w:num>
   <w:num w:numId="4" w16cid:durableId="774862947">
-    <w:abstractNumId w:val="18"/>
+    <w:abstractNumId w:val="19"/>
   </w:num>
   <w:num w:numId="5" w16cid:durableId="527721985">
     <w:abstractNumId w:val="10"/>
@@ -5441,7 +5638,7 @@
     <w:abstractNumId w:val="12"/>
   </w:num>
   <w:num w:numId="8" w16cid:durableId="1074820024">
-    <w:abstractNumId w:val="16"/>
+    <w:abstractNumId w:val="17"/>
   </w:num>
   <w:num w:numId="9" w16cid:durableId="1802647394">
     <w:abstractNumId w:val="8"/>
@@ -5453,7 +5650,7 @@
     <w:abstractNumId w:val="11"/>
   </w:num>
   <w:num w:numId="12" w16cid:durableId="2133395900">
-    <w:abstractNumId w:val="14"/>
+    <w:abstractNumId w:val="15"/>
   </w:num>
   <w:num w:numId="13" w16cid:durableId="1965883432">
     <w:abstractNumId w:val="13"/>
@@ -5465,7 +5662,7 @@
     <w:abstractNumId w:val="5"/>
   </w:num>
   <w:num w:numId="16" w16cid:durableId="1822888964">
-    <w:abstractNumId w:val="15"/>
+    <w:abstractNumId w:val="16"/>
   </w:num>
   <w:num w:numId="17" w16cid:durableId="903299283">
     <w:abstractNumId w:val="1"/>
@@ -5475,6 +5672,9 @@
   </w:num>
   <w:num w:numId="19" w16cid:durableId="1991669028">
     <w:abstractNumId w:val="7"/>
+  </w:num>
+  <w:num w:numId="20" w16cid:durableId="832185164">
+    <w:abstractNumId w:val="14"/>
   </w:num>
 </w:numbering>
 </file>

--- a/Introducción.docx
+++ b/Introducción.docx
@@ -41,7 +41,7 @@
           <w:sz w:val="20"/>
           <w:szCs w:val="20"/>
         </w:rPr>
-        <w:t>La presentación comenzará con David, que hará</w:t>
+        <w:t>La presentación comenzará con David, que hará el saludo.</w:t>
       </w:r>
       <w:r>
         <w:rPr>
@@ -51,7 +51,8 @@
           <w:sz w:val="20"/>
           <w:szCs w:val="20"/>
         </w:rPr>
-        <w:t xml:space="preserve"> el saludo</w:t>
+        <w:br/>
+        <w:t xml:space="preserve">A continuación, David se presentara </w:t>
       </w:r>
       <w:r>
         <w:rPr>
@@ -61,7 +62,7 @@
           <w:sz w:val="20"/>
           <w:szCs w:val="20"/>
         </w:rPr>
-        <w:t>.</w:t>
+        <w:t>y dará</w:t>
       </w:r>
       <w:r>
         <w:rPr>
@@ -71,58 +72,7 @@
           <w:sz w:val="20"/>
           <w:szCs w:val="20"/>
         </w:rPr>
-        <w:br/>
-        <w:t>A continuación, David</w:t>
-      </w:r>
-      <w:r>
-        <w:rPr>
-          <w:b/>
-          <w:bCs/>
-          <w:color w:val="7030A0"/>
-          <w:sz w:val="20"/>
-          <w:szCs w:val="20"/>
-        </w:rPr>
-        <w:t xml:space="preserve"> se presentara </w:t>
-      </w:r>
-      <w:r>
-        <w:rPr>
-          <w:b/>
-          <w:bCs/>
-          <w:color w:val="7030A0"/>
-          <w:sz w:val="20"/>
-          <w:szCs w:val="20"/>
-        </w:rPr>
-        <w:t xml:space="preserve">y </w:t>
-      </w:r>
-      <w:r>
-        <w:rPr>
-          <w:b/>
-          <w:bCs/>
-          <w:color w:val="7030A0"/>
-          <w:sz w:val="20"/>
-          <w:szCs w:val="20"/>
-        </w:rPr>
-        <w:t>dará</w:t>
-      </w:r>
-      <w:r>
-        <w:rPr>
-          <w:b/>
-          <w:bCs/>
-          <w:color w:val="7030A0"/>
-          <w:sz w:val="20"/>
-          <w:szCs w:val="20"/>
-        </w:rPr>
-        <w:t xml:space="preserve"> paso a Iker</w:t>
-      </w:r>
-      <w:r>
-        <w:rPr>
-          <w:b/>
-          <w:bCs/>
-          <w:color w:val="7030A0"/>
-          <w:sz w:val="20"/>
-          <w:szCs w:val="20"/>
-        </w:rPr>
-        <w:t xml:space="preserve"> que se presentara y dará paso a iban se</w:t>
+        <w:t xml:space="preserve"> paso a Iker que se presentara y dará paso a iban se</w:t>
       </w:r>
     </w:p>
     <w:p>
@@ -236,16 +186,20 @@
           <w:numId w:val="1"/>
         </w:numPr>
         <w:rPr>
-          <w:color w:val="EE0000"/>
-          <w:sz w:val="16"/>
-          <w:szCs w:val="16"/>
-        </w:rPr>
-      </w:pPr>
-      <w:r>
-        <w:rPr>
-          <w:color w:val="EE0000"/>
-          <w:sz w:val="16"/>
-          <w:szCs w:val="16"/>
+          <w:b/>
+          <w:bCs/>
+          <w:color w:val="EE0000"/>
+          <w:sz w:val="20"/>
+          <w:szCs w:val="20"/>
+        </w:rPr>
+      </w:pPr>
+      <w:r>
+        <w:rPr>
+          <w:b/>
+          <w:bCs/>
+          <w:color w:val="EE0000"/>
+          <w:sz w:val="20"/>
+          <w:szCs w:val="20"/>
         </w:rPr>
         <w:t xml:space="preserve">Buenos días, somos el equipo de </w:t>
       </w:r>
@@ -254,105 +208,129 @@
           <w:rStyle w:val="Textoennegrita"/>
           <w:rFonts w:eastAsiaTheme="majorEastAsia"/>
           <w:color w:val="EE0000"/>
-          <w:sz w:val="16"/>
-          <w:szCs w:val="16"/>
+          <w:sz w:val="20"/>
+          <w:szCs w:val="20"/>
         </w:rPr>
         <w:t>Tech &amp; Learn</w:t>
       </w:r>
       <w:r>
         <w:rPr>
-          <w:color w:val="EE0000"/>
-          <w:sz w:val="16"/>
-          <w:szCs w:val="16"/>
+          <w:b/>
+          <w:bCs/>
+          <w:color w:val="EE0000"/>
+          <w:sz w:val="20"/>
+          <w:szCs w:val="20"/>
         </w:rPr>
         <w:t>.</w:t>
       </w:r>
       <w:r>
         <w:rPr>
-          <w:color w:val="EE0000"/>
-          <w:sz w:val="16"/>
-          <w:szCs w:val="16"/>
+          <w:b/>
+          <w:bCs/>
+          <w:color w:val="EE0000"/>
+          <w:sz w:val="20"/>
+          <w:szCs w:val="20"/>
         </w:rPr>
         <w:br/>
         <w:t xml:space="preserve">Vamos a presentar un proyecto de e-commerce desarrollado en React que combina compra online y aprendizaje mediante inteligencia artificial vamos a empezar con </w:t>
       </w:r>
       <w:r>
         <w:rPr>
-          <w:color w:val="EE0000"/>
-          <w:sz w:val="16"/>
-          <w:szCs w:val="16"/>
+          <w:b/>
+          <w:bCs/>
+          <w:color w:val="EE0000"/>
+          <w:sz w:val="20"/>
+          <w:szCs w:val="20"/>
         </w:rPr>
         <w:t>la presentación</w:t>
       </w:r>
       <w:r>
         <w:rPr>
-          <w:color w:val="EE0000"/>
-          <w:sz w:val="16"/>
-          <w:szCs w:val="16"/>
+          <w:b/>
+          <w:bCs/>
+          <w:color w:val="EE0000"/>
+          <w:sz w:val="20"/>
+          <w:szCs w:val="20"/>
         </w:rPr>
         <w:t xml:space="preserve"> del equipo se presenta </w:t>
       </w:r>
       <w:r>
         <w:rPr>
-          <w:color w:val="EE0000"/>
-          <w:sz w:val="16"/>
-          <w:szCs w:val="16"/>
+          <w:b/>
+          <w:bCs/>
+          <w:color w:val="EE0000"/>
+          <w:sz w:val="20"/>
+          <w:szCs w:val="20"/>
         </w:rPr>
         <w:t>David da</w:t>
       </w:r>
       <w:r>
         <w:rPr>
-          <w:color w:val="EE0000"/>
-          <w:sz w:val="16"/>
-          <w:szCs w:val="16"/>
+          <w:b/>
+          <w:bCs/>
+          <w:color w:val="EE0000"/>
+          <w:sz w:val="20"/>
+          <w:szCs w:val="20"/>
         </w:rPr>
         <w:t xml:space="preserve"> paso </w:t>
       </w:r>
       <w:r>
         <w:rPr>
-          <w:color w:val="EE0000"/>
-          <w:sz w:val="16"/>
-          <w:szCs w:val="16"/>
+          <w:b/>
+          <w:bCs/>
+          <w:color w:val="EE0000"/>
+          <w:sz w:val="20"/>
+          <w:szCs w:val="20"/>
         </w:rPr>
         <w:t>a</w:t>
       </w:r>
       <w:r>
         <w:rPr>
-          <w:color w:val="EE0000"/>
-          <w:sz w:val="16"/>
-          <w:szCs w:val="16"/>
+          <w:b/>
+          <w:bCs/>
+          <w:color w:val="EE0000"/>
+          <w:sz w:val="20"/>
+          <w:szCs w:val="20"/>
         </w:rPr>
         <w:t xml:space="preserve"> Iker, </w:t>
       </w:r>
       <w:r>
         <w:rPr>
-          <w:color w:val="EE0000"/>
-          <w:sz w:val="16"/>
-          <w:szCs w:val="16"/>
+          <w:b/>
+          <w:bCs/>
+          <w:color w:val="EE0000"/>
+          <w:sz w:val="20"/>
+          <w:szCs w:val="20"/>
         </w:rPr>
         <w:t xml:space="preserve"> </w:t>
       </w:r>
       <w:r>
         <w:rPr>
-          <w:color w:val="EE0000"/>
-          <w:sz w:val="16"/>
-          <w:szCs w:val="16"/>
+          <w:b/>
+          <w:bCs/>
+          <w:color w:val="EE0000"/>
+          <w:sz w:val="20"/>
+          <w:szCs w:val="20"/>
         </w:rPr>
         <w:t>Iv</w:t>
       </w:r>
       <w:r>
         <w:rPr>
-          <w:color w:val="EE0000"/>
-          <w:sz w:val="16"/>
-          <w:szCs w:val="16"/>
+          <w:b/>
+          <w:bCs/>
+          <w:color w:val="EE0000"/>
+          <w:sz w:val="20"/>
+          <w:szCs w:val="20"/>
         </w:rPr>
         <w:t xml:space="preserve">an, </w:t>
       </w:r>
       <w:r>
         <w:rPr>
-          <w:color w:val="EE0000"/>
-          <w:sz w:val="16"/>
-          <w:szCs w:val="16"/>
+          <w:b/>
+          <w:bCs/>
+          <w:color w:val="EE0000"/>
+          <w:sz w:val="20"/>
+          <w:szCs w:val="20"/>
         </w:rPr>
         <w:t>Noelia .</w:t>
       </w:r>
@@ -364,13 +342,17 @@
           <w:numId w:val="1"/>
         </w:numPr>
         <w:rPr>
-          <w:color w:val="EE0000"/>
-          <w:sz w:val="20"/>
-          <w:szCs w:val="20"/>
-        </w:rPr>
-      </w:pPr>
-      <w:r>
-        <w:rPr>
+          <w:b/>
+          <w:bCs/>
+          <w:color w:val="EE0000"/>
+          <w:sz w:val="20"/>
+          <w:szCs w:val="20"/>
+        </w:rPr>
+      </w:pPr>
+      <w:r>
+        <w:rPr>
+          <w:b/>
+          <w:bCs/>
           <w:color w:val="EE0000"/>
           <w:sz w:val="20"/>
           <w:szCs w:val="20"/>
@@ -385,13 +367,17 @@
           <w:numId w:val="1"/>
         </w:numPr>
         <w:rPr>
-          <w:color w:val="EE0000"/>
-          <w:sz w:val="20"/>
-          <w:szCs w:val="20"/>
-        </w:rPr>
-      </w:pPr>
-      <w:r>
-        <w:rPr>
+          <w:b/>
+          <w:bCs/>
+          <w:color w:val="EE0000"/>
+          <w:sz w:val="20"/>
+          <w:szCs w:val="20"/>
+        </w:rPr>
+      </w:pPr>
+      <w:r>
+        <w:rPr>
+          <w:b/>
+          <w:bCs/>
           <w:color w:val="EE0000"/>
           <w:sz w:val="20"/>
           <w:szCs w:val="20"/>
@@ -406,13 +392,17 @@
           <w:numId w:val="1"/>
         </w:numPr>
         <w:rPr>
-          <w:color w:val="EE0000"/>
-          <w:sz w:val="20"/>
-          <w:szCs w:val="20"/>
-        </w:rPr>
-      </w:pPr>
-      <w:r>
-        <w:rPr>
+          <w:b/>
+          <w:bCs/>
+          <w:color w:val="EE0000"/>
+          <w:sz w:val="20"/>
+          <w:szCs w:val="20"/>
+        </w:rPr>
+      </w:pPr>
+      <w:r>
+        <w:rPr>
+          <w:b/>
+          <w:bCs/>
           <w:color w:val="EE0000"/>
           <w:sz w:val="20"/>
           <w:szCs w:val="20"/>
@@ -427,13 +417,17 @@
           <w:numId w:val="1"/>
         </w:numPr>
         <w:rPr>
-          <w:color w:val="EE0000"/>
-          <w:sz w:val="20"/>
-          <w:szCs w:val="20"/>
-        </w:rPr>
-      </w:pPr>
-      <w:r>
-        <w:rPr>
+          <w:b/>
+          <w:bCs/>
+          <w:color w:val="EE0000"/>
+          <w:sz w:val="20"/>
+          <w:szCs w:val="20"/>
+        </w:rPr>
+      </w:pPr>
+      <w:r>
+        <w:rPr>
+          <w:b/>
+          <w:bCs/>
           <w:color w:val="EE0000"/>
           <w:sz w:val="20"/>
           <w:szCs w:val="20"/>
@@ -442,6 +436,8 @@
       </w:r>
       <w:r>
         <w:rPr>
+          <w:b/>
+          <w:bCs/>
           <w:color w:val="EE0000"/>
           <w:sz w:val="20"/>
           <w:szCs w:val="20"/>
@@ -452,13 +448,17 @@
     <w:p>
       <w:pPr>
         <w:rPr>
-          <w:color w:val="EE0000"/>
-          <w:sz w:val="20"/>
-          <w:szCs w:val="20"/>
-        </w:rPr>
-      </w:pPr>
-      <w:r>
-        <w:rPr>
+          <w:b/>
+          <w:bCs/>
+          <w:color w:val="EE0000"/>
+          <w:sz w:val="20"/>
+          <w:szCs w:val="20"/>
+        </w:rPr>
+      </w:pPr>
+      <w:r>
+        <w:rPr>
+          <w:b/>
+          <w:bCs/>
           <w:color w:val="EE0000"/>
           <w:sz w:val="20"/>
           <w:szCs w:val="20"/>
@@ -486,17 +486,7 @@
           <w:sz w:val="20"/>
           <w:szCs w:val="20"/>
         </w:rPr>
-        <w:t>(1-ronda) Enfoque</w:t>
-      </w:r>
-      <w:r>
-        <w:rPr>
-          <w:b/>
-          <w:bCs/>
-          <w:color w:val="EE0000"/>
-          <w:sz w:val="20"/>
-          <w:szCs w:val="20"/>
-        </w:rPr>
-        <w:t xml:space="preserve"> general del proyecto – 2 minutos (David)</w:t>
+        <w:t>(1-ronda) Enfoque general del proyecto – 2 minutos (David)</w:t>
       </w:r>
     </w:p>
     <w:p>
@@ -506,26 +496,22 @@
           <w:numId w:val="11"/>
         </w:numPr>
         <w:rPr>
-          <w:color w:val="EE0000"/>
-          <w:sz w:val="20"/>
-          <w:szCs w:val="20"/>
-        </w:rPr>
-      </w:pPr>
-      <w:r>
-        <w:rPr>
-          <w:color w:val="EE0000"/>
-          <w:sz w:val="20"/>
-          <w:szCs w:val="20"/>
-        </w:rPr>
-        <w:t>Detectamos</w:t>
-      </w:r>
-      <w:r>
-        <w:rPr>
-          <w:color w:val="EE0000"/>
-          <w:sz w:val="20"/>
-          <w:szCs w:val="20"/>
-        </w:rPr>
-        <w:t xml:space="preserve"> que Los e-commerce tradicionales venden, pero no acompañan ni educan al usuario.</w:t>
+          <w:b/>
+          <w:bCs/>
+          <w:color w:val="EE0000"/>
+          <w:sz w:val="20"/>
+          <w:szCs w:val="20"/>
+        </w:rPr>
+      </w:pPr>
+      <w:r>
+        <w:rPr>
+          <w:b/>
+          <w:bCs/>
+          <w:color w:val="EE0000"/>
+          <w:sz w:val="20"/>
+          <w:szCs w:val="20"/>
+        </w:rPr>
+        <w:t>Detectamos que Los e-commerce tradicionales venden, pero no acompañan ni educan al usuario.</w:t>
       </w:r>
     </w:p>
     <w:p>
@@ -535,29 +521,27 @@
           <w:numId w:val="11"/>
         </w:numPr>
         <w:rPr>
-          <w:color w:val="EE0000"/>
-          <w:sz w:val="20"/>
-          <w:szCs w:val="20"/>
-        </w:rPr>
-      </w:pPr>
-      <w:r>
-        <w:rPr>
-          <w:color w:val="EE0000"/>
-          <w:sz w:val="20"/>
-          <w:szCs w:val="20"/>
-        </w:rPr>
-        <w:t xml:space="preserve">Nuestra solución es una tienda online con apoyo inteligente que guía </w:t>
-      </w:r>
-      <w:r>
-        <w:rPr>
-          <w:color w:val="EE0000"/>
-          <w:sz w:val="20"/>
-          <w:szCs w:val="20"/>
-        </w:rPr>
-        <w:t xml:space="preserve">para </w:t>
-      </w:r>
-      <w:r>
-        <w:rPr>
+          <w:b/>
+          <w:bCs/>
+          <w:color w:val="EE0000"/>
+          <w:sz w:val="20"/>
+          <w:szCs w:val="20"/>
+        </w:rPr>
+      </w:pPr>
+      <w:r>
+        <w:rPr>
+          <w:b/>
+          <w:bCs/>
+          <w:color w:val="EE0000"/>
+          <w:sz w:val="20"/>
+          <w:szCs w:val="20"/>
+        </w:rPr>
+        <w:t xml:space="preserve">Nuestra solución es una tienda online con apoyo inteligente que guía para </w:t>
+      </w:r>
+      <w:r>
+        <w:rPr>
+          <w:b/>
+          <w:bCs/>
           <w:color w:val="EE0000"/>
           <w:sz w:val="20"/>
           <w:szCs w:val="20"/>
@@ -566,58 +550,40 @@
       </w:r>
       <w:r>
         <w:rPr>
-          <w:color w:val="EE0000"/>
-          <w:sz w:val="20"/>
-          <w:szCs w:val="20"/>
-        </w:rPr>
-        <w:t xml:space="preserve"> tienen poca experiencia en compras online</w:t>
-      </w:r>
-      <w:r>
-        <w:rPr>
-          <w:color w:val="EE0000"/>
-          <w:sz w:val="20"/>
-          <w:szCs w:val="20"/>
-        </w:rPr>
-        <w:t>.</w:t>
+          <w:b/>
+          <w:bCs/>
+          <w:color w:val="EE0000"/>
+          <w:sz w:val="20"/>
+          <w:szCs w:val="20"/>
+        </w:rPr>
+        <w:t xml:space="preserve"> tienen poca experiencia en compras online.</w:t>
       </w:r>
     </w:p>
     <w:p>
       <w:pPr>
         <w:ind w:left="643"/>
         <w:rPr>
-          <w:color w:val="EE0000"/>
-          <w:sz w:val="20"/>
-          <w:szCs w:val="20"/>
-        </w:rPr>
-      </w:pPr>
-      <w:r>
-        <w:rPr>
-          <w:color w:val="EE0000"/>
-          <w:sz w:val="20"/>
-          <w:szCs w:val="20"/>
-        </w:rPr>
-        <w:t xml:space="preserve">Como equipo aportamos trabajo colaborativo, uso de tecnologías actuales y aprovechamos la </w:t>
-      </w:r>
-      <w:r>
-        <w:rPr>
-          <w:b/>
-          <w:bCs/>
-          <w:color w:val="EE0000"/>
-          <w:sz w:val="20"/>
-          <w:szCs w:val="20"/>
-        </w:rPr>
-        <w:t>versatilidad de React</w:t>
-      </w:r>
-      <w:r>
-        <w:rPr>
-          <w:color w:val="EE0000"/>
-          <w:sz w:val="20"/>
-          <w:szCs w:val="20"/>
-        </w:rPr>
-        <w:t xml:space="preserve"> para crear una aplicación flexible, escalable y centrada en la experiencia de usuario.  doy paso </w:t>
-      </w:r>
-      <w:r>
-        <w:rPr>
+          <w:b/>
+          <w:bCs/>
+          <w:color w:val="EE0000"/>
+          <w:sz w:val="20"/>
+          <w:szCs w:val="20"/>
+        </w:rPr>
+      </w:pPr>
+      <w:r>
+        <w:rPr>
+          <w:b/>
+          <w:bCs/>
+          <w:color w:val="EE0000"/>
+          <w:sz w:val="20"/>
+          <w:szCs w:val="20"/>
+        </w:rPr>
+        <w:t xml:space="preserve">Como equipo aportamos trabajo colaborativo, uso de tecnologías actuales y aprovechamos la versatilidad de React para crear una aplicación flexible, escalable y centrada en la experiencia de usuario.  doy paso </w:t>
+      </w:r>
+      <w:r>
+        <w:rPr>
+          <w:b/>
+          <w:bCs/>
           <w:color w:val="EE0000"/>
           <w:sz w:val="20"/>
           <w:szCs w:val="20"/>
@@ -626,42 +592,30 @@
       </w:r>
       <w:r>
         <w:rPr>
-          <w:color w:val="EE0000"/>
-          <w:sz w:val="20"/>
-          <w:szCs w:val="20"/>
-        </w:rPr>
-        <w:t xml:space="preserve"> compañero Iker que os a hablar sobre </w:t>
-      </w:r>
-      <w:r>
-        <w:rPr>
-          <w:b/>
-          <w:bCs/>
-          <w:color w:val="EE0000"/>
-          <w:sz w:val="20"/>
-          <w:szCs w:val="20"/>
-        </w:rPr>
-        <w:t>Funcionalidades clave y valor añadido</w:t>
-      </w:r>
-      <w:r>
-        <w:rPr>
-          <w:color w:val="EE0000"/>
-          <w:sz w:val="20"/>
-          <w:szCs w:val="20"/>
-        </w:rPr>
-        <w:t>.</w:t>
+          <w:b/>
+          <w:bCs/>
+          <w:color w:val="EE0000"/>
+          <w:sz w:val="20"/>
+          <w:szCs w:val="20"/>
+        </w:rPr>
+        <w:t xml:space="preserve"> compañero Iker que os a hablar sobre Funcionalidades clave y valor añadido.</w:t>
       </w:r>
     </w:p>
     <w:p>
       <w:pPr>
         <w:ind w:left="643"/>
         <w:rPr>
-          <w:color w:val="EE0000"/>
-          <w:sz w:val="20"/>
-          <w:szCs w:val="20"/>
-        </w:rPr>
-      </w:pPr>
-      <w:r>
-        <w:rPr>
+          <w:b/>
+          <w:bCs/>
+          <w:color w:val="EE0000"/>
+          <w:sz w:val="20"/>
+          <w:szCs w:val="20"/>
+        </w:rPr>
+      </w:pPr>
+      <w:r>
+        <w:rPr>
+          <w:b/>
+          <w:bCs/>
           <w:color w:val="EE0000"/>
           <w:sz w:val="20"/>
           <w:szCs w:val="20"/>
@@ -689,17 +643,7 @@
           <w:sz w:val="20"/>
           <w:szCs w:val="20"/>
         </w:rPr>
-        <w:t xml:space="preserve">(1-ronda) </w:t>
-      </w:r>
-      <w:r>
-        <w:rPr>
-          <w:b/>
-          <w:bCs/>
-          <w:color w:val="EE0000"/>
-          <w:sz w:val="20"/>
-          <w:szCs w:val="20"/>
-        </w:rPr>
-        <w:t xml:space="preserve"> Funcionalidades clave y valor añadido – 2 minutos (Iker)</w:t>
+        <w:t>(1-ronda)  Funcionalidades clave y valor añadido – 2 minutos (Iker)</w:t>
       </w:r>
     </w:p>
     <w:p>
@@ -709,13 +653,17 @@
           <w:numId w:val="6"/>
         </w:numPr>
         <w:rPr>
-          <w:color w:val="EE0000"/>
-          <w:sz w:val="20"/>
-          <w:szCs w:val="20"/>
-        </w:rPr>
-      </w:pPr>
-      <w:r>
-        <w:rPr>
+          <w:b/>
+          <w:bCs/>
+          <w:color w:val="EE0000"/>
+          <w:sz w:val="20"/>
+          <w:szCs w:val="20"/>
+        </w:rPr>
+      </w:pPr>
+      <w:r>
+        <w:rPr>
+          <w:b/>
+          <w:bCs/>
           <w:color w:val="EE0000"/>
           <w:sz w:val="20"/>
           <w:szCs w:val="20"/>
@@ -730,36 +678,22 @@
           <w:numId w:val="6"/>
         </w:numPr>
         <w:rPr>
-          <w:color w:val="EE0000"/>
-          <w:sz w:val="20"/>
-          <w:szCs w:val="20"/>
-        </w:rPr>
-      </w:pPr>
-      <w:r>
-        <w:rPr>
-          <w:color w:val="EE0000"/>
-          <w:sz w:val="20"/>
-          <w:szCs w:val="20"/>
-        </w:rPr>
-        <w:t xml:space="preserve">El </w:t>
-      </w:r>
-      <w:r>
-        <w:rPr>
-          <w:b/>
-          <w:bCs/>
-          <w:color w:val="EE0000"/>
-          <w:sz w:val="20"/>
-          <w:szCs w:val="20"/>
-        </w:rPr>
-        <w:t>catálogo con filtros avanzados</w:t>
-      </w:r>
-      <w:r>
-        <w:rPr>
-          <w:color w:val="EE0000"/>
-          <w:sz w:val="20"/>
-          <w:szCs w:val="20"/>
-        </w:rPr>
-        <w:t xml:space="preserve"> permite al usuario encontrar productos de forma rápida y precisa según sus necesidades.</w:t>
+          <w:b/>
+          <w:bCs/>
+          <w:color w:val="EE0000"/>
+          <w:sz w:val="20"/>
+          <w:szCs w:val="20"/>
+        </w:rPr>
+      </w:pPr>
+      <w:r>
+        <w:rPr>
+          <w:b/>
+          <w:bCs/>
+          <w:color w:val="EE0000"/>
+          <w:sz w:val="20"/>
+          <w:szCs w:val="20"/>
+        </w:rPr>
+        <w:t>El catálogo con filtros avanzados permite al usuario encontrar productos de forma rápida y precisa según sus necesidades.</w:t>
       </w:r>
     </w:p>
     <w:p>
@@ -769,36 +703,22 @@
           <w:numId w:val="6"/>
         </w:numPr>
         <w:rPr>
-          <w:color w:val="EE0000"/>
-          <w:sz w:val="20"/>
-          <w:szCs w:val="20"/>
-        </w:rPr>
-      </w:pPr>
-      <w:r>
-        <w:rPr>
-          <w:color w:val="EE0000"/>
-          <w:sz w:val="20"/>
-          <w:szCs w:val="20"/>
-        </w:rPr>
-        <w:t xml:space="preserve">El </w:t>
-      </w:r>
-      <w:r>
-        <w:rPr>
-          <w:b/>
-          <w:bCs/>
-          <w:color w:val="EE0000"/>
-          <w:sz w:val="20"/>
-          <w:szCs w:val="20"/>
-        </w:rPr>
-        <w:t>carrito intuitivo</w:t>
-      </w:r>
-      <w:r>
-        <w:rPr>
-          <w:color w:val="EE0000"/>
-          <w:sz w:val="20"/>
-          <w:szCs w:val="20"/>
-        </w:rPr>
-        <w:t xml:space="preserve"> facilita la gestión de los productos seleccionados y agiliza el proceso de compra.</w:t>
+          <w:b/>
+          <w:bCs/>
+          <w:color w:val="EE0000"/>
+          <w:sz w:val="20"/>
+          <w:szCs w:val="20"/>
+        </w:rPr>
+      </w:pPr>
+      <w:r>
+        <w:rPr>
+          <w:b/>
+          <w:bCs/>
+          <w:color w:val="EE0000"/>
+          <w:sz w:val="20"/>
+          <w:szCs w:val="20"/>
+        </w:rPr>
+        <w:t>El carrito intuitivo facilita la gestión de los productos seleccionados y agiliza el proceso de compra.</w:t>
       </w:r>
     </w:p>
     <w:p>
@@ -808,36 +728,22 @@
           <w:numId w:val="6"/>
         </w:numPr>
         <w:rPr>
-          <w:color w:val="EE0000"/>
-          <w:sz w:val="20"/>
-          <w:szCs w:val="20"/>
-        </w:rPr>
-      </w:pPr>
-      <w:r>
-        <w:rPr>
-          <w:color w:val="EE0000"/>
-          <w:sz w:val="20"/>
-          <w:szCs w:val="20"/>
-        </w:rPr>
-        <w:t xml:space="preserve">La </w:t>
-      </w:r>
-      <w:r>
-        <w:rPr>
-          <w:b/>
-          <w:bCs/>
-          <w:color w:val="EE0000"/>
-          <w:sz w:val="20"/>
-          <w:szCs w:val="20"/>
-        </w:rPr>
-        <w:t>paginación eficiente</w:t>
-      </w:r>
-      <w:r>
-        <w:rPr>
-          <w:color w:val="EE0000"/>
-          <w:sz w:val="20"/>
-          <w:szCs w:val="20"/>
-        </w:rPr>
-        <w:t xml:space="preserve"> mejora el rendimiento y garantiza una navegación fluida incluso con muchos productos.</w:t>
+          <w:b/>
+          <w:bCs/>
+          <w:color w:val="EE0000"/>
+          <w:sz w:val="20"/>
+          <w:szCs w:val="20"/>
+        </w:rPr>
+      </w:pPr>
+      <w:r>
+        <w:rPr>
+          <w:b/>
+          <w:bCs/>
+          <w:color w:val="EE0000"/>
+          <w:sz w:val="20"/>
+          <w:szCs w:val="20"/>
+        </w:rPr>
+        <w:t>La paginación eficiente mejora el rendimiento y garantiza una navegación fluida incluso con muchos productos.</w:t>
       </w:r>
     </w:p>
     <w:p>
@@ -847,13 +753,17 @@
           <w:numId w:val="6"/>
         </w:numPr>
         <w:rPr>
-          <w:color w:val="EE0000"/>
-          <w:sz w:val="20"/>
-          <w:szCs w:val="20"/>
-        </w:rPr>
-      </w:pPr>
-      <w:r>
-        <w:rPr>
+          <w:b/>
+          <w:bCs/>
+          <w:color w:val="EE0000"/>
+          <w:sz w:val="20"/>
+          <w:szCs w:val="20"/>
+        </w:rPr>
+      </w:pPr>
+      <w:r>
+        <w:rPr>
+          <w:b/>
+          <w:bCs/>
           <w:color w:val="EE0000"/>
           <w:sz w:val="20"/>
           <w:szCs w:val="20"/>
@@ -871,36 +781,22 @@
           <w:tab w:val="num" w:pos="1440"/>
         </w:tabs>
         <w:rPr>
-          <w:color w:val="EE0000"/>
-          <w:sz w:val="20"/>
-          <w:szCs w:val="20"/>
-        </w:rPr>
-      </w:pPr>
-      <w:r>
-        <w:rPr>
-          <w:color w:val="EE0000"/>
-          <w:sz w:val="20"/>
-          <w:szCs w:val="20"/>
-        </w:rPr>
-        <w:t xml:space="preserve">El </w:t>
-      </w:r>
-      <w:r>
-        <w:rPr>
-          <w:b/>
-          <w:bCs/>
-          <w:color w:val="EE0000"/>
-          <w:sz w:val="20"/>
-          <w:szCs w:val="20"/>
-        </w:rPr>
-        <w:t>chatbot con inteligencia artificial</w:t>
-      </w:r>
-      <w:r>
-        <w:rPr>
-          <w:color w:val="EE0000"/>
-          <w:sz w:val="20"/>
-          <w:szCs w:val="20"/>
-        </w:rPr>
-        <w:t xml:space="preserve"> acompaña al usuario durante la navegación y resuelve dudas en tiempo real.</w:t>
+          <w:b/>
+          <w:bCs/>
+          <w:color w:val="EE0000"/>
+          <w:sz w:val="20"/>
+          <w:szCs w:val="20"/>
+        </w:rPr>
+      </w:pPr>
+      <w:r>
+        <w:rPr>
+          <w:b/>
+          <w:bCs/>
+          <w:color w:val="EE0000"/>
+          <w:sz w:val="20"/>
+          <w:szCs w:val="20"/>
+        </w:rPr>
+        <w:t>El chatbot con inteligencia artificial acompaña al usuario durante la navegación y resuelve dudas en tiempo real.</w:t>
       </w:r>
     </w:p>
     <w:p>
@@ -913,36 +809,23 @@
           <w:tab w:val="num" w:pos="1440"/>
         </w:tabs>
         <w:rPr>
-          <w:color w:val="EE0000"/>
-          <w:sz w:val="20"/>
-          <w:szCs w:val="20"/>
-        </w:rPr>
-      </w:pPr>
-      <w:r>
-        <w:rPr>
-          <w:color w:val="EE0000"/>
-          <w:sz w:val="20"/>
-          <w:szCs w:val="20"/>
-        </w:rPr>
-        <w:t xml:space="preserve">El </w:t>
-      </w:r>
-      <w:r>
-        <w:rPr>
-          <w:b/>
-          <w:bCs/>
-          <w:color w:val="EE0000"/>
-          <w:sz w:val="20"/>
-          <w:szCs w:val="20"/>
-        </w:rPr>
-        <w:t>tema claro y oscuro</w:t>
-      </w:r>
-      <w:r>
-        <w:rPr>
-          <w:color w:val="EE0000"/>
-          <w:sz w:val="20"/>
-          <w:szCs w:val="20"/>
-        </w:rPr>
-        <w:t xml:space="preserve"> mejora la accesibilidad y la comodidad de uso según las preferencias del usuario.</w:t>
+          <w:b/>
+          <w:bCs/>
+          <w:color w:val="EE0000"/>
+          <w:sz w:val="20"/>
+          <w:szCs w:val="20"/>
+        </w:rPr>
+      </w:pPr>
+      <w:r>
+        <w:rPr>
+          <w:b/>
+          <w:bCs/>
+          <w:color w:val="EE0000"/>
+          <w:sz w:val="20"/>
+          <w:szCs w:val="20"/>
+        </w:rPr>
+        <w:lastRenderedPageBreak/>
+        <w:t>El tema claro y oscuro mejora la accesibilidad y la comodidad de uso según las preferencias del usuario.</w:t>
       </w:r>
     </w:p>
     <w:p>
@@ -955,40 +838,27 @@
           <w:tab w:val="num" w:pos="1440"/>
         </w:tabs>
         <w:rPr>
-          <w:color w:val="EE0000"/>
-          <w:sz w:val="20"/>
-          <w:szCs w:val="20"/>
-        </w:rPr>
-      </w:pPr>
-      <w:r>
-        <w:rPr>
-          <w:color w:val="EE0000"/>
-          <w:sz w:val="20"/>
-          <w:szCs w:val="20"/>
-        </w:rPr>
-        <w:lastRenderedPageBreak/>
-        <w:t xml:space="preserve">Todo el proyecto se ha desarrollado priorizando la usabilidad y el cumplimiento de las </w:t>
-      </w:r>
-      <w:r>
-        <w:rPr>
-          <w:b/>
-          <w:bCs/>
-          <w:color w:val="EE0000"/>
-          <w:sz w:val="20"/>
-          <w:szCs w:val="20"/>
-        </w:rPr>
-        <w:t>Pautas de Accesibilidad para el Contenido Web (WCAG)</w:t>
-      </w:r>
-      <w:r>
-        <w:rPr>
-          <w:color w:val="EE0000"/>
-          <w:sz w:val="20"/>
-          <w:szCs w:val="20"/>
-        </w:rPr>
-        <w:t xml:space="preserve"> para garantizar una experiencia accesible a todos los usuarios DOY PASO A MI COMPAÑERO </w:t>
-      </w:r>
-      <w:r>
-        <w:rPr>
+          <w:b/>
+          <w:bCs/>
+          <w:color w:val="EE0000"/>
+          <w:sz w:val="20"/>
+          <w:szCs w:val="20"/>
+        </w:rPr>
+      </w:pPr>
+      <w:r>
+        <w:rPr>
+          <w:b/>
+          <w:bCs/>
+          <w:color w:val="EE0000"/>
+          <w:sz w:val="20"/>
+          <w:szCs w:val="20"/>
+        </w:rPr>
+        <w:t xml:space="preserve">Todo el proyecto se ha desarrollado priorizando la usabilidad y el cumplimiento de las Pautas de Accesibilidad para el Contenido Web (WCAG) para garantizar una experiencia accesible a todos los usuarios DOY PASO A MI COMPAÑERO </w:t>
+      </w:r>
+      <w:r>
+        <w:rPr>
+          <w:b/>
+          <w:bCs/>
           <w:color w:val="EE0000"/>
           <w:sz w:val="20"/>
           <w:szCs w:val="20"/>
@@ -997,6 +867,8 @@
       </w:r>
       <w:r>
         <w:rPr>
+          <w:b/>
+          <w:bCs/>
           <w:color w:val="EE0000"/>
           <w:sz w:val="20"/>
           <w:szCs w:val="20"/>
@@ -1011,54 +883,50 @@
         </w:tabs>
         <w:ind w:left="1210"/>
         <w:rPr>
-          <w:color w:val="EE0000"/>
-          <w:sz w:val="20"/>
-          <w:szCs w:val="20"/>
-        </w:rPr>
-      </w:pPr>
-    </w:p>
-    <w:p>
-      <w:pPr>
-        <w:rPr>
-          <w:b/>
-          <w:bCs/>
-          <w:color w:val="EE0000"/>
-          <w:sz w:val="20"/>
-          <w:szCs w:val="20"/>
-        </w:rPr>
-      </w:pPr>
-      <w:r>
-        <w:rPr>
-          <w:b/>
-          <w:bCs/>
-          <w:color w:val="EE0000"/>
-          <w:sz w:val="20"/>
-          <w:szCs w:val="20"/>
-        </w:rPr>
-        <w:t xml:space="preserve">(1-ronda) </w:t>
-      </w:r>
-      <w:r>
-        <w:rPr>
-          <w:b/>
-          <w:bCs/>
-          <w:color w:val="EE0000"/>
-          <w:sz w:val="20"/>
-          <w:szCs w:val="20"/>
-        </w:rPr>
-        <w:t xml:space="preserve"> Estudios de mercado – 2 minutos (Iván)</w:t>
+          <w:b/>
+          <w:bCs/>
+          <w:color w:val="EE0000"/>
+          <w:sz w:val="20"/>
+          <w:szCs w:val="20"/>
+        </w:rPr>
+      </w:pPr>
+    </w:p>
+    <w:p>
+      <w:pPr>
+        <w:rPr>
+          <w:b/>
+          <w:bCs/>
+          <w:color w:val="EE0000"/>
+          <w:sz w:val="20"/>
+          <w:szCs w:val="20"/>
+        </w:rPr>
+      </w:pPr>
+      <w:r>
+        <w:rPr>
+          <w:b/>
+          <w:bCs/>
+          <w:color w:val="EE0000"/>
+          <w:sz w:val="20"/>
+          <w:szCs w:val="20"/>
+        </w:rPr>
+        <w:t>(1-ronda)  Estudios de mercado – 2 minutos (Iván)</w:t>
       </w:r>
     </w:p>
     <w:p>
       <w:pPr>
         <w:ind w:left="720"/>
         <w:rPr>
-          <w:color w:val="EE0000"/>
-          <w:sz w:val="20"/>
-          <w:szCs w:val="20"/>
-        </w:rPr>
-      </w:pPr>
-      <w:r>
-        <w:rPr>
+          <w:b/>
+          <w:bCs/>
+          <w:color w:val="EE0000"/>
+          <w:sz w:val="20"/>
+          <w:szCs w:val="20"/>
+        </w:rPr>
+      </w:pPr>
+      <w:r>
+        <w:rPr>
+          <w:b/>
+          <w:bCs/>
           <w:color w:val="EE0000"/>
           <w:sz w:val="20"/>
           <w:szCs w:val="20"/>
@@ -1073,13 +941,17 @@
           <w:numId w:val="4"/>
         </w:numPr>
         <w:rPr>
-          <w:color w:val="EE0000"/>
-          <w:sz w:val="20"/>
-          <w:szCs w:val="20"/>
-        </w:rPr>
-      </w:pPr>
-      <w:r>
-        <w:rPr>
+          <w:b/>
+          <w:bCs/>
+          <w:color w:val="EE0000"/>
+          <w:sz w:val="20"/>
+          <w:szCs w:val="20"/>
+        </w:rPr>
+      </w:pPr>
+      <w:r>
+        <w:rPr>
+          <w:b/>
+          <w:bCs/>
           <w:color w:val="EE0000"/>
           <w:sz w:val="20"/>
           <w:szCs w:val="20"/>
@@ -1088,6 +960,8 @@
       </w:r>
       <w:r>
         <w:rPr>
+          <w:b/>
+          <w:bCs/>
           <w:color w:val="EE0000"/>
           <w:sz w:val="20"/>
           <w:szCs w:val="20"/>
@@ -1097,6 +971,8 @@
       </w:r>
       <w:r>
         <w:rPr>
+          <w:b/>
+          <w:bCs/>
           <w:color w:val="EE0000"/>
           <w:sz w:val="20"/>
           <w:szCs w:val="20"/>
@@ -1106,6 +982,8 @@
       </w:r>
       <w:r>
         <w:rPr>
+          <w:b/>
+          <w:bCs/>
           <w:color w:val="EE0000"/>
           <w:sz w:val="20"/>
           <w:szCs w:val="20"/>
@@ -1121,13 +999,17 @@
           <w:numId w:val="4"/>
         </w:numPr>
         <w:rPr>
-          <w:color w:val="EE0000"/>
-          <w:sz w:val="20"/>
-          <w:szCs w:val="20"/>
-        </w:rPr>
-      </w:pPr>
-      <w:r>
-        <w:rPr>
+          <w:b/>
+          <w:bCs/>
+          <w:color w:val="EE0000"/>
+          <w:sz w:val="20"/>
+          <w:szCs w:val="20"/>
+        </w:rPr>
+      </w:pPr>
+      <w:r>
+        <w:rPr>
+          <w:b/>
+          <w:bCs/>
           <w:color w:val="EE0000"/>
           <w:sz w:val="20"/>
           <w:szCs w:val="20"/>
@@ -1147,21 +1029,13 @@
       </w:pPr>
       <w:r>
         <w:rPr>
-          <w:color w:val="EE0000"/>
-          <w:sz w:val="20"/>
-          <w:szCs w:val="20"/>
-        </w:rPr>
-        <w:t>(1-ronda )</w:t>
-      </w:r>
-      <w:r>
-        <w:rPr>
-          <w:b/>
-          <w:bCs/>
-          <w:color w:val="EE0000"/>
-          <w:sz w:val="20"/>
-          <w:szCs w:val="20"/>
-        </w:rPr>
-        <w:t xml:space="preserve"> IA, </w:t>
+          <w:b/>
+          <w:bCs/>
+          <w:color w:val="EE0000"/>
+          <w:sz w:val="20"/>
+          <w:szCs w:val="20"/>
+        </w:rPr>
+        <w:t xml:space="preserve">(1-ronda ) IA, </w:t>
       </w:r>
       <w:r>
         <w:rPr>
@@ -1322,6 +1196,17 @@
     </w:p>
     <w:p>
       <w:pPr>
+        <w:rPr>
+          <w:b/>
+          <w:bCs/>
+          <w:color w:val="EE0000"/>
+          <w:sz w:val="20"/>
+          <w:szCs w:val="20"/>
+        </w:rPr>
+      </w:pPr>
+    </w:p>
+    <w:p>
+      <w:pPr>
         <w:ind w:left="1416" w:firstLine="36"/>
         <w:rPr>
           <w:b/>
@@ -1370,65 +1255,31 @@
     </w:p>
     <w:p>
       <w:pPr>
-        <w:ind w:left="1416" w:firstLine="36"/>
-        <w:rPr>
-          <w:b/>
-          <w:bCs/>
-          <w:color w:val="EE0000"/>
-          <w:sz w:val="20"/>
-          <w:szCs w:val="20"/>
-        </w:rPr>
-      </w:pPr>
-    </w:p>
-    <w:p>
-      <w:pPr>
-        <w:ind w:left="1416" w:firstLine="36"/>
-        <w:rPr>
-          <w:b/>
-          <w:bCs/>
-          <w:color w:val="EE0000"/>
-          <w:sz w:val="20"/>
-          <w:szCs w:val="20"/>
-        </w:rPr>
-      </w:pPr>
-    </w:p>
-    <w:p>
-      <w:pPr>
-        <w:ind w:left="1416" w:firstLine="36"/>
-        <w:rPr>
-          <w:b/>
-          <w:bCs/>
-          <w:color w:val="EE0000"/>
-          <w:sz w:val="20"/>
-          <w:szCs w:val="20"/>
-        </w:rPr>
-      </w:pPr>
-    </w:p>
-    <w:p>
-      <w:pPr>
-        <w:rPr>
-          <w:b/>
-          <w:bCs/>
-          <w:color w:val="EE0000"/>
-          <w:sz w:val="20"/>
-          <w:szCs w:val="20"/>
-        </w:rPr>
-      </w:pPr>
-    </w:p>
-    <w:p>
-      <w:pPr>
-        <w:rPr>
-          <w:b/>
-          <w:bCs/>
-          <w:color w:val="EE0000"/>
-          <w:sz w:val="20"/>
-          <w:szCs w:val="20"/>
-        </w:rPr>
-      </w:pPr>
-    </w:p>
-    <w:p>
-      <w:pPr>
-        <w:rPr>
+        <w:rPr>
+          <w:b/>
+          <w:bCs/>
+          <w:color w:val="EE0000"/>
+          <w:sz w:val="20"/>
+          <w:szCs w:val="20"/>
+        </w:rPr>
+      </w:pPr>
+    </w:p>
+    <w:p>
+      <w:pPr>
+        <w:rPr>
+          <w:b/>
+          <w:bCs/>
+          <w:color w:val="EE0000"/>
+          <w:sz w:val="20"/>
+          <w:szCs w:val="20"/>
+        </w:rPr>
+      </w:pPr>
+    </w:p>
+    <w:p>
+      <w:pPr>
+        <w:rPr>
+          <w:b/>
+          <w:bCs/>
           <w:color w:val="002060"/>
           <w:sz w:val="20"/>
           <w:szCs w:val="20"/>
@@ -1436,6 +1287,8 @@
       </w:pPr>
       <w:r>
         <w:rPr>
+          <w:b/>
+          <w:bCs/>
           <w:color w:val="002060"/>
           <w:sz w:val="20"/>
           <w:szCs w:val="20"/>
@@ -1449,6 +1302,8 @@
     <w:p>
       <w:pPr>
         <w:rPr>
+          <w:b/>
+          <w:bCs/>
           <w:color w:val="002060"/>
           <w:sz w:val="20"/>
           <w:szCs w:val="20"/>
@@ -1456,6 +1311,8 @@
       </w:pPr>
       <w:r>
         <w:rPr>
+          <w:b/>
+          <w:bCs/>
           <w:color w:val="002060"/>
           <w:sz w:val="20"/>
           <w:szCs w:val="20"/>
@@ -1513,9 +1370,12 @@
           <w:sz w:val="20"/>
           <w:szCs w:val="20"/>
         </w:rPr>
-        <w:t>– 2 minutos (</w:t>
-      </w:r>
-      <w:r>
+        <w:t>– 2 minutos (Iker )</w:t>
+      </w:r>
+    </w:p>
+    <w:p>
+      <w:pPr>
+        <w:ind w:firstLine="708"/>
         <w:rPr>
           <w:b/>
           <w:bCs/>
@@ -1523,8 +1383,7 @@
           <w:sz w:val="20"/>
           <w:szCs w:val="20"/>
         </w:rPr>
-        <w:t>Iker</w:t>
-      </w:r>
+      </w:pPr>
       <w:r>
         <w:rPr>
           <w:b/>
@@ -1533,7 +1392,29 @@
           <w:sz w:val="20"/>
           <w:szCs w:val="20"/>
         </w:rPr>
-        <w:t xml:space="preserve"> )</w:t>
+        <w:t xml:space="preserve"> Gestión de sesión: el usuario mantiene su estado durante toda la navegación.</w:t>
+      </w:r>
+    </w:p>
+    <w:p>
+      <w:pPr>
+        <w:ind w:left="708"/>
+        <w:rPr>
+          <w:b/>
+          <w:bCs/>
+          <w:color w:val="002060"/>
+          <w:sz w:val="20"/>
+          <w:szCs w:val="20"/>
+        </w:rPr>
+      </w:pPr>
+      <w:r>
+        <w:rPr>
+          <w:b/>
+          <w:bCs/>
+          <w:color w:val="002060"/>
+          <w:sz w:val="20"/>
+          <w:szCs w:val="20"/>
+        </w:rPr>
+        <w:t xml:space="preserve"> Control de acceso: hasta que el usuario no está logueado, no puede acceder ni a la cesta de compra ni a los favoritos.</w:t>
       </w:r>
     </w:p>
     <w:p>
@@ -1555,12 +1436,11 @@
           <w:sz w:val="20"/>
           <w:szCs w:val="20"/>
         </w:rPr>
-        <w:t xml:space="preserve"> Gestión de sesión: el usuario mantiene su estado durante toda la navegación.</w:t>
-      </w:r>
-    </w:p>
-    <w:p>
-      <w:pPr>
-        <w:ind w:left="708"/>
+        <w:t> Persistencia de datos:</w:t>
+      </w:r>
+    </w:p>
+    <w:p>
+      <w:pPr>
         <w:rPr>
           <w:b/>
           <w:bCs/>
@@ -1577,12 +1457,11 @@
           <w:sz w:val="20"/>
           <w:szCs w:val="20"/>
         </w:rPr>
-        <w:t xml:space="preserve"> Control de acceso: hasta que el usuario no está logueado, no puede acceder ni a la cesta de compra ni a los favoritos.</w:t>
-      </w:r>
-    </w:p>
-    <w:p>
-      <w:pPr>
-        <w:ind w:firstLine="708"/>
+        <w:t xml:space="preserve">                Usuarios, autenticación y recuperación de contraseña gestionados con Firebase.</w:t>
+      </w:r>
+    </w:p>
+    <w:p>
+      <w:pPr>
         <w:rPr>
           <w:b/>
           <w:bCs/>
@@ -1599,7 +1478,7 @@
           <w:sz w:val="20"/>
           <w:szCs w:val="20"/>
         </w:rPr>
-        <w:t> Persistencia de datos:</w:t>
+        <w:t>Favoritos y reviews almacenados en localStorage una vez iniciada la sesión.</w:t>
       </w:r>
     </w:p>
     <w:p>
@@ -1620,9 +1499,11 @@
           <w:sz w:val="20"/>
           <w:szCs w:val="20"/>
         </w:rPr>
-        <w:t xml:space="preserve">                </w:t>
-      </w:r>
-      <w:r>
+        <w:t xml:space="preserve">  Este enfoque garantiza seguridad, coherencia de datos y una experiencia de usuario controlada</w:t>
+      </w:r>
+    </w:p>
+    <w:p>
+      <w:pPr>
         <w:rPr>
           <w:b/>
           <w:bCs/>
@@ -1630,8 +1511,7 @@
           <w:sz w:val="20"/>
           <w:szCs w:val="20"/>
         </w:rPr>
-        <w:t>Usuarios, autenticación y recuperación de contraseña gestionados con Firebase.</w:t>
-      </w:r>
+      </w:pPr>
     </w:p>
     <w:p>
       <w:pPr>
@@ -1651,11 +1531,9 @@
           <w:sz w:val="20"/>
           <w:szCs w:val="20"/>
         </w:rPr>
-        <w:t>Favoritos y reviews almacenados en localStorage una vez iniciada la sesión.</w:t>
-      </w:r>
-    </w:p>
-    <w:p>
-      <w:pPr>
+        <w:t>(2-Ronda) filtros y tarjetas – 2 minutos (</w:t>
+      </w:r>
+      <w:r>
         <w:rPr>
           <w:b/>
           <w:bCs/>
@@ -1663,7 +1541,8 @@
           <w:sz w:val="20"/>
           <w:szCs w:val="20"/>
         </w:rPr>
-      </w:pPr>
+        <w:t>I</w:t>
+      </w:r>
       <w:r>
         <w:rPr>
           <w:b/>
@@ -1672,124 +1551,14 @@
           <w:sz w:val="20"/>
           <w:szCs w:val="20"/>
         </w:rPr>
-        <w:t xml:space="preserve">  Este enfoque garantiza seguridad, coherencia de datos y una experiencia de usuario controlada</w:t>
-      </w:r>
-    </w:p>
-    <w:p>
-      <w:pPr>
-        <w:rPr>
-          <w:b/>
-          <w:bCs/>
-          <w:color w:val="002060"/>
-          <w:sz w:val="20"/>
-          <w:szCs w:val="20"/>
-        </w:rPr>
-      </w:pPr>
-    </w:p>
-    <w:p>
-      <w:pPr>
-        <w:rPr>
-          <w:b/>
-          <w:bCs/>
-          <w:color w:val="002060"/>
-          <w:sz w:val="20"/>
-          <w:szCs w:val="20"/>
-        </w:rPr>
-      </w:pPr>
-      <w:r>
-        <w:rPr>
-          <w:b/>
-          <w:bCs/>
-          <w:color w:val="002060"/>
-          <w:sz w:val="20"/>
-          <w:szCs w:val="20"/>
-        </w:rPr>
-        <w:t>(2-Ronda)</w:t>
-      </w:r>
-      <w:r>
-        <w:rPr>
-          <w:b/>
-          <w:bCs/>
-          <w:color w:val="002060"/>
-          <w:sz w:val="20"/>
-          <w:szCs w:val="20"/>
-        </w:rPr>
-        <w:t xml:space="preserve"> </w:t>
-      </w:r>
-      <w:r>
-        <w:rPr>
-          <w:b/>
-          <w:bCs/>
-          <w:color w:val="002060"/>
-          <w:sz w:val="20"/>
-          <w:szCs w:val="20"/>
-        </w:rPr>
-        <w:t>filtros</w:t>
-      </w:r>
-      <w:r>
-        <w:rPr>
-          <w:b/>
-          <w:bCs/>
-          <w:color w:val="002060"/>
-          <w:sz w:val="20"/>
-          <w:szCs w:val="20"/>
-        </w:rPr>
-        <w:t xml:space="preserve"> y </w:t>
-      </w:r>
-      <w:r>
-        <w:rPr>
-          <w:b/>
-          <w:bCs/>
-          <w:color w:val="002060"/>
-          <w:sz w:val="20"/>
-          <w:szCs w:val="20"/>
-        </w:rPr>
-        <w:t>tarjetas</w:t>
-      </w:r>
-      <w:r>
-        <w:rPr>
-          <w:b/>
-          <w:bCs/>
-          <w:color w:val="002060"/>
-          <w:sz w:val="20"/>
-          <w:szCs w:val="20"/>
-        </w:rPr>
-        <w:t xml:space="preserve"> – 2 minutos (</w:t>
-      </w:r>
-      <w:r>
-        <w:rPr>
-          <w:b/>
-          <w:bCs/>
-          <w:color w:val="002060"/>
-          <w:sz w:val="20"/>
-          <w:szCs w:val="20"/>
-        </w:rPr>
-        <w:t>I</w:t>
-      </w:r>
-      <w:r>
-        <w:rPr>
-          <w:b/>
-          <w:bCs/>
-          <w:color w:val="002060"/>
-          <w:sz w:val="20"/>
-          <w:szCs w:val="20"/>
-        </w:rPr>
-        <w:t>van</w:t>
-      </w:r>
-      <w:r>
-        <w:rPr>
-          <w:b/>
-          <w:bCs/>
-          <w:color w:val="002060"/>
-          <w:sz w:val="20"/>
-          <w:szCs w:val="20"/>
-        </w:rPr>
-        <w:t xml:space="preserve"> )</w:t>
-      </w:r>
-    </w:p>
-    <w:p>
-      <w:pPr>
-        <w:rPr>
+        <w:t>van )</w:t>
+      </w:r>
+    </w:p>
+    <w:p>
+      <w:pPr>
+        <w:rPr>
+          <w:b/>
+          <w:bCs/>
           <w:color w:val="002060"/>
           <w:sz w:val="20"/>
           <w:szCs w:val="20"/>
@@ -1851,6 +1620,8 @@
       </w:r>
       <w:r>
         <w:rPr>
+          <w:b/>
+          <w:bCs/>
           <w:color w:val="002060"/>
           <w:sz w:val="20"/>
           <w:szCs w:val="20"/>
@@ -1863,6 +1634,8 @@
     <w:p>
       <w:pPr>
         <w:rPr>
+          <w:b/>
+          <w:bCs/>
           <w:color w:val="002060"/>
           <w:sz w:val="20"/>
           <w:szCs w:val="20"/>
@@ -1886,15 +1659,17 @@
           <w:sz w:val="20"/>
           <w:szCs w:val="20"/>
         </w:rPr>
-        <w:t xml:space="preserve"> –</w:t>
-      </w:r>
-      <w:r>
-        <w:rPr>
+        <w:t xml:space="preserve"> – Noelia (IA y recomendaciones</w:t>
+      </w:r>
+      <w:r>
+        <w:rPr>
+          <w:b/>
+          <w:bCs/>
           <w:color w:val="002060"/>
           <w:sz w:val="20"/>
           <w:szCs w:val="20"/>
         </w:rPr>
-        <w:t xml:space="preserve"> </w:t>
+        <w:t>-chatbot</w:t>
       </w:r>
       <w:r>
         <w:rPr>
@@ -1904,9 +1679,12 @@
           <w:sz w:val="20"/>
           <w:szCs w:val="20"/>
         </w:rPr>
-        <w:t>Noelia (IA y recomendaciones</w:t>
-      </w:r>
-      <w:r>
+        <w:t>)</w:t>
+      </w:r>
+    </w:p>
+    <w:p>
+      <w:pPr>
+        <w:ind w:left="720"/>
         <w:rPr>
           <w:b/>
           <w:bCs/>
@@ -1914,8 +1692,7 @@
           <w:sz w:val="20"/>
           <w:szCs w:val="20"/>
         </w:rPr>
-        <w:t>-chatbot</w:t>
-      </w:r>
+      </w:pPr>
       <w:r>
         <w:rPr>
           <w:b/>
@@ -1924,48 +1701,22 @@
           <w:sz w:val="20"/>
           <w:szCs w:val="20"/>
         </w:rPr>
-        <w:t>)</w:t>
-      </w:r>
-    </w:p>
-    <w:p>
-      <w:pPr>
-        <w:ind w:left="720"/>
-        <w:rPr>
+        <w:t>R</w:t>
+      </w:r>
+      <w:r>
+        <w:rPr>
+          <w:b/>
+          <w:bCs/>
           <w:color w:val="002060"/>
           <w:sz w:val="20"/>
           <w:szCs w:val="20"/>
         </w:rPr>
-      </w:pPr>
-      <w:r>
-        <w:rPr>
-          <w:b/>
-          <w:bCs/>
-          <w:color w:val="002060"/>
-          <w:sz w:val="20"/>
-          <w:szCs w:val="20"/>
-        </w:rPr>
-        <w:t>R</w:t>
-      </w:r>
-      <w:r>
-        <w:rPr>
-          <w:b/>
-          <w:bCs/>
-          <w:color w:val="002060"/>
-          <w:sz w:val="20"/>
-          <w:szCs w:val="20"/>
-        </w:rPr>
-        <w:t>ecomendaciones de productos mediante inteligencia artificial y el funcionamiento del chatbot</w:t>
-      </w:r>
-      <w:r>
-        <w:rPr>
-          <w:color w:val="002060"/>
-          <w:sz w:val="20"/>
-          <w:szCs w:val="20"/>
-        </w:rPr>
-        <w:t>.</w:t>
-      </w:r>
-      <w:r>
-        <w:rPr>
+        <w:t>ecomendaciones de productos mediante inteligencia artificial y el funcionamiento del chatbot.</w:t>
+      </w:r>
+      <w:r>
+        <w:rPr>
+          <w:b/>
+          <w:bCs/>
           <w:color w:val="002060"/>
           <w:sz w:val="20"/>
           <w:szCs w:val="20"/>
@@ -1975,6 +1726,8 @@
       </w:r>
       <w:r>
         <w:rPr>
+          <w:b/>
+          <w:bCs/>
           <w:color w:val="002060"/>
           <w:sz w:val="20"/>
           <w:szCs w:val="20"/>
@@ -1984,6 +1737,8 @@
       </w:r>
       <w:r>
         <w:rPr>
+          <w:b/>
+          <w:bCs/>
           <w:color w:val="002060"/>
           <w:sz w:val="20"/>
           <w:szCs w:val="20"/>
@@ -1993,6 +1748,8 @@
       </w:r>
       <w:r>
         <w:rPr>
+          <w:b/>
+          <w:bCs/>
           <w:color w:val="002060"/>
           <w:sz w:val="20"/>
           <w:szCs w:val="20"/>
@@ -2019,77 +1776,7 @@
           <w:sz w:val="20"/>
           <w:szCs w:val="20"/>
         </w:rPr>
-        <w:t>(2-Ronda)</w:t>
-      </w:r>
-      <w:r>
-        <w:rPr>
-          <w:b/>
-          <w:bCs/>
-          <w:color w:val="002060"/>
-          <w:sz w:val="20"/>
-          <w:szCs w:val="20"/>
-        </w:rPr>
-        <w:t xml:space="preserve"> Cesta</w:t>
-      </w:r>
-      <w:r>
-        <w:rPr>
-          <w:b/>
-          <w:bCs/>
-          <w:color w:val="002060"/>
-          <w:sz w:val="20"/>
-          <w:szCs w:val="20"/>
-        </w:rPr>
-        <w:t>,</w:t>
-      </w:r>
-      <w:r>
-        <w:rPr>
-          <w:b/>
-          <w:bCs/>
-          <w:color w:val="002060"/>
-          <w:sz w:val="20"/>
-          <w:szCs w:val="20"/>
-        </w:rPr>
-        <w:t xml:space="preserve"> </w:t>
-      </w:r>
-      <w:r>
-        <w:rPr>
-          <w:b/>
-          <w:bCs/>
-          <w:color w:val="002060"/>
-          <w:sz w:val="20"/>
-          <w:szCs w:val="20"/>
-        </w:rPr>
-        <w:t>F</w:t>
-      </w:r>
-      <w:r>
-        <w:rPr>
-          <w:b/>
-          <w:bCs/>
-          <w:color w:val="002060"/>
-          <w:sz w:val="20"/>
-          <w:szCs w:val="20"/>
-        </w:rPr>
-        <w:t>avoritos</w:t>
-      </w:r>
-      <w:r>
-        <w:rPr>
-          <w:b/>
-          <w:bCs/>
-          <w:color w:val="002060"/>
-          <w:sz w:val="20"/>
-          <w:szCs w:val="20"/>
-        </w:rPr>
-        <w:t xml:space="preserve"> y Sobre Nosotros</w:t>
-      </w:r>
-      <w:r>
-        <w:rPr>
-          <w:b/>
-          <w:bCs/>
-          <w:color w:val="002060"/>
-          <w:sz w:val="20"/>
-          <w:szCs w:val="20"/>
-        </w:rPr>
-        <w:t xml:space="preserve"> – 2 minutos (David )</w:t>
+        <w:t>(2-Ronda) Cesta, Favoritos y Sobre Nosotros – 2 minutos (David )</w:t>
       </w:r>
     </w:p>
     <w:p>
@@ -2099,6 +1786,8 @@
           <w:numId w:val="12"/>
         </w:numPr>
         <w:rPr>
+          <w:b/>
+          <w:bCs/>
           <w:color w:val="002060"/>
           <w:sz w:val="20"/>
           <w:szCs w:val="20"/>
@@ -2112,21 +1801,37 @@
           <w:sz w:val="20"/>
           <w:szCs w:val="20"/>
         </w:rPr>
-        <w:t>Funcionalidades</w:t>
-      </w:r>
-      <w:r>
-        <w:rPr>
+        <w:t>Funcionalidades: permite añadir productos a favoritos y gestionar la cesta de forma clara y sencilla.</w:t>
+      </w:r>
+    </w:p>
+    <w:p>
+      <w:pPr>
+        <w:ind w:left="720"/>
+        <w:rPr>
+          <w:b/>
+          <w:bCs/>
           <w:color w:val="002060"/>
           <w:sz w:val="20"/>
           <w:szCs w:val="20"/>
         </w:rPr>
-        <w:t>: permite añadir productos a favoritos y gestionar la cesta de forma clara y sencilla.</w:t>
+      </w:pPr>
+      <w:r>
+        <w:rPr>
+          <w:b/>
+          <w:bCs/>
+          <w:color w:val="002060"/>
+          <w:sz w:val="20"/>
+          <w:szCs w:val="20"/>
+        </w:rPr>
+        <w:t>Enfoque UX: reduce la fricción y ofrece un flujo de compra simple e intuitivo.</w:t>
       </w:r>
     </w:p>
     <w:p>
       <w:pPr>
         <w:ind w:left="720"/>
         <w:rPr>
+          <w:b/>
+          <w:bCs/>
           <w:color w:val="002060"/>
           <w:sz w:val="20"/>
           <w:szCs w:val="20"/>
@@ -2140,43 +1845,7 @@
           <w:sz w:val="20"/>
           <w:szCs w:val="20"/>
         </w:rPr>
-        <w:t>Enfoque UX</w:t>
-      </w:r>
-      <w:r>
-        <w:rPr>
-          <w:color w:val="002060"/>
-          <w:sz w:val="20"/>
-          <w:szCs w:val="20"/>
-        </w:rPr>
-        <w:t>: reduce la fricción y ofrece un flujo de compra simple e intuitivo.</w:t>
-      </w:r>
-    </w:p>
-    <w:p>
-      <w:pPr>
-        <w:ind w:left="720"/>
-        <w:rPr>
-          <w:color w:val="002060"/>
-          <w:sz w:val="20"/>
-          <w:szCs w:val="20"/>
-        </w:rPr>
-      </w:pPr>
-      <w:r>
-        <w:rPr>
-          <w:b/>
-          <w:bCs/>
-          <w:color w:val="002060"/>
-          <w:sz w:val="20"/>
-          <w:szCs w:val="20"/>
-        </w:rPr>
-        <w:t>Impacto</w:t>
-      </w:r>
-      <w:r>
-        <w:rPr>
-          <w:color w:val="002060"/>
-          <w:sz w:val="20"/>
-          <w:szCs w:val="20"/>
-        </w:rPr>
-        <w:t>: mejora la conversión y facilita la toma de decisiones del usuario.</w:t>
+        <w:t>Impacto: mejora la conversión y facilita la toma de decisiones del usuario.</w:t>
       </w:r>
     </w:p>
     <w:p>
@@ -2600,27 +2269,7 @@
           <w:sz w:val="20"/>
           <w:szCs w:val="20"/>
         </w:rPr>
-        <w:t xml:space="preserve">Ajustes de respuesta de chat: comercial tienda </w:t>
-      </w:r>
-      <w:r>
-        <w:rPr>
-          <w:b/>
-          <w:bCs/>
-          <w:color w:val="00B050"/>
-          <w:sz w:val="20"/>
-          <w:szCs w:val="20"/>
-        </w:rPr>
-        <w:t>tecnológica</w:t>
-      </w:r>
-      <w:r>
-        <w:rPr>
-          <w:b/>
-          <w:bCs/>
-          <w:color w:val="00B050"/>
-          <w:sz w:val="20"/>
-          <w:szCs w:val="20"/>
-        </w:rPr>
-        <w:t>, hilo de conversación, responder con una pregunta final</w:t>
+        <w:t>Ajustes de respuesta de chat: comercial tienda tecnológica, hilo de conversación, responder con una pregunta final</w:t>
       </w:r>
     </w:p>
     <w:p>
